--- a/Отчет.docx
+++ b/Отчет.docx
@@ -1,6 +1,6 @@
 
 <file path=word/document.xml><?xml version="1.0" encoding="utf-8"?>
-<w:document xmlns:wpc="http://schemas.microsoft.com/office/word/2010/wordprocessingCanvas" xmlns:cx="http://schemas.microsoft.com/office/drawing/2014/chartex" xmlns:cx1="http://schemas.microsoft.com/office/drawing/2015/9/8/chartex" xmlns:cx2="http://schemas.microsoft.com/office/drawing/2015/10/21/chartex" xmlns:cx3="http://schemas.microsoft.com/office/drawing/2016/5/9/chartex" xmlns:cx4="http://schemas.microsoft.com/office/drawing/2016/5/10/chartex" xmlns:cx5="http://schemas.microsoft.com/office/drawing/2016/5/11/chartex" xmlns:cx6="http://schemas.microsoft.com/office/drawing/2016/5/12/chartex" xmlns:cx7="http://schemas.microsoft.com/office/drawing/2016/5/13/chartex" xmlns:cx8="http://schemas.microsoft.com/office/drawing/2016/5/14/chartex" xmlns:mc="http://schemas.openxmlformats.org/markup-compatibility/2006" xmlns:aink="http://schemas.microsoft.com/office/drawing/2016/ink" xmlns:am3d="http://schemas.microsoft.com/office/drawing/2017/model3d" xmlns:o="urn:schemas-microsoft-com:office:office" xmlns:oel="http://schemas.microsoft.com/office/2019/extlst" xmlns:r="http://schemas.openxmlformats.org/officeDocument/2006/relationships" xmlns:m="http://schemas.openxmlformats.org/officeDocument/2006/math" xmlns:v="urn:schemas-microsoft-com:vml" xmlns:wp14="http://schemas.microsoft.com/office/word/2010/wordprocessingDrawing" xmlns:wp="http://schemas.openxmlformats.org/drawingml/2006/wordprocessingDrawing" xmlns:w10="urn:schemas-microsoft-com:office:word" xmlns:w="http://schemas.openxmlformats.org/wordprocessingml/2006/main" xmlns:w14="http://schemas.microsoft.com/office/word/2010/wordml" xmlns:w15="http://schemas.microsoft.com/office/word/2012/wordml" xmlns:w16cex="http://schemas.microsoft.com/office/word/2018/wordml/cex" xmlns:w16cid="http://schemas.microsoft.com/office/word/2016/wordml/cid" xmlns:w16="http://schemas.microsoft.com/office/word/2018/wordml" xmlns:w16sdtdh="http://schemas.microsoft.com/office/word/2020/wordml/sdtdatahash" xmlns:w16se="http://schemas.microsoft.com/office/word/2015/wordml/symex" xmlns:wpg="http://schemas.microsoft.com/office/word/2010/wordprocessingGroup" xmlns:wpi="http://schemas.microsoft.com/office/word/2010/wordprocessingInk" xmlns:wne="http://schemas.microsoft.com/office/word/2006/wordml" xmlns:wps="http://schemas.microsoft.com/office/word/2010/wordprocessingShape" mc:Ignorable="w14 w15 w16se w16cid w16 w16cex w16sdtdh wp14">
+<w:document xmlns:wpc="http://schemas.microsoft.com/office/word/2010/wordprocessingCanvas" xmlns:cx="http://schemas.microsoft.com/office/drawing/2014/chartex" xmlns:cx1="http://schemas.microsoft.com/office/drawing/2015/9/8/chartex" xmlns:cx2="http://schemas.microsoft.com/office/drawing/2015/10/21/chartex" xmlns:cx3="http://schemas.microsoft.com/office/drawing/2016/5/9/chartex" xmlns:cx4="http://schemas.microsoft.com/office/drawing/2016/5/10/chartex" xmlns:cx5="http://schemas.microsoft.com/office/drawing/2016/5/11/chartex" xmlns:cx6="http://schemas.microsoft.com/office/drawing/2016/5/12/chartex" xmlns:cx7="http://schemas.microsoft.com/office/drawing/2016/5/13/chartex" xmlns:cx8="http://schemas.microsoft.com/office/drawing/2016/5/14/chartex" xmlns:mc="http://schemas.openxmlformats.org/markup-compatibility/2006" xmlns:aink="http://schemas.microsoft.com/office/drawing/2016/ink" xmlns:am3d="http://schemas.microsoft.com/office/drawing/2017/model3d" xmlns:o="urn:schemas-microsoft-com:office:office" xmlns:r="http://schemas.openxmlformats.org/officeDocument/2006/relationships" xmlns:m="http://schemas.openxmlformats.org/officeDocument/2006/math" xmlns:v="urn:schemas-microsoft-com:vml" xmlns:wp14="http://schemas.microsoft.com/office/word/2010/wordprocessingDrawing" xmlns:wp="http://schemas.openxmlformats.org/drawingml/2006/wordprocessingDrawing" xmlns:w10="urn:schemas-microsoft-com:office:word" xmlns:w="http://schemas.openxmlformats.org/wordprocessingml/2006/main" xmlns:w14="http://schemas.microsoft.com/office/word/2010/wordml" xmlns:w15="http://schemas.microsoft.com/office/word/2012/wordml" xmlns:w16cex="http://schemas.microsoft.com/office/word/2018/wordml/cex" xmlns:w16cid="http://schemas.microsoft.com/office/word/2016/wordml/cid" xmlns:w16="http://schemas.microsoft.com/office/word/2018/wordml" xmlns:w16sdtdh="http://schemas.microsoft.com/office/word/2020/wordml/sdtdatahash" xmlns:w16se="http://schemas.microsoft.com/office/word/2015/wordml/symex" xmlns:wpg="http://schemas.microsoft.com/office/word/2010/wordprocessingGroup" xmlns:wpi="http://schemas.microsoft.com/office/word/2010/wordprocessingInk" xmlns:wne="http://schemas.microsoft.com/office/word/2006/wordml" xmlns:wps="http://schemas.microsoft.com/office/word/2010/wordprocessingShape" mc:Ignorable="w14 w15 w16se w16cid w16 w16cex w16sdtdh wp14">
   <w:body>
     <w:p>
       <w:pPr>
@@ -229,7 +229,7 @@
           </mc:Choice>
           <mc:Fallback>
             <w:pict>
-              <v:group w14:anchorId="20365336" id="Группа 1" o:spid="_x0000_s1026" style="position:absolute;left:0;text-align:left;margin-left:-58.05pt;margin-top:10.05pt;width:679.5pt;height:746.2pt;z-index:251659264;mso-width-relative:margin;mso-height-relative:margin" coordorigin="20217" coordsize="86296,75600" o:gfxdata="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">
+              <v:group w14:anchorId="20365336" id="Группа 1" o:spid="_x0000_s1026" style="position:absolute;left:0;text-align:left;margin-left:-58.05pt;margin-top:10.05pt;width:679.5pt;height:746.2pt;z-index:251659264;mso-width-relative:margin;mso-height-relative:margin" coordorigin="20217" coordsize="86296,75600" o:gfxdata="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">
                 <v:group id="Группа 2" o:spid="_x0000_s1027" style="position:absolute;left:20217;width:86296;height:75600" coordorigin="20217" coordsize="86296,75600" o:gfxdata="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">
                   <v:rect id="Прямоугольник 3" o:spid="_x0000_s1028" style="position:absolute;left:101561;top:29412;width:4952;height:46188;visibility:visible;mso-wrap-style:square;v-text-anchor:middle" o:gfxdata="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" filled="f" stroked="f">
                     <v:textbox inset="2.53958mm,2.53958mm,2.53958mm,2.53958mm">
@@ -1793,6 +1793,7 @@
       </w:pPr>
       <w:r>
         <w:rPr>
+          <w:noProof/>
           <w:lang w:val="ru-RU"/>
         </w:rPr>
         <w:drawing>
@@ -1871,6 +1872,7 @@
       </w:pPr>
       <w:r>
         <w:rPr>
+          <w:noProof/>
           <w:lang w:val="ru-RU"/>
         </w:rPr>
         <w:drawing>
@@ -1943,6 +1945,7 @@
           <w:rFonts w:ascii="Times New Roman" w:hAnsi="Times New Roman" w:cs="Times New Roman"/>
           <w:sz w:val="28"/>
           <w:szCs w:val="28"/>
+          <w:lang w:val="ru-RU"/>
         </w:rPr>
       </w:pPr>
       <w:r>
@@ -2049,6 +2052,7 @@
       <w:r>
         <w:rPr>
           <w:rFonts w:ascii="Times New Roman" w:hAnsi="Times New Roman" w:cs="Times New Roman"/>
+          <w:noProof/>
           <w:sz w:val="28"/>
           <w:szCs w:val="28"/>
         </w:rPr>
@@ -2096,6 +2100,7 @@
           <w:rFonts w:ascii="Times New Roman" w:hAnsi="Times New Roman" w:cs="Times New Roman"/>
           <w:sz w:val="28"/>
           <w:szCs w:val="28"/>
+          <w:lang w:val="ru-RU"/>
         </w:rPr>
       </w:pPr>
       <w:r>
@@ -2259,6 +2264,7 @@
       <w:r>
         <w:rPr>
           <w:rFonts w:ascii="Times New Roman" w:hAnsi="Times New Roman" w:cs="Times New Roman"/>
+          <w:noProof/>
           <w:sz w:val="28"/>
           <w:szCs w:val="28"/>
         </w:rPr>
@@ -2310,6 +2316,7 @@
       <w:r>
         <w:rPr>
           <w:rFonts w:ascii="Times New Roman" w:hAnsi="Times New Roman" w:cs="Times New Roman"/>
+          <w:noProof/>
           <w:sz w:val="28"/>
           <w:szCs w:val="28"/>
         </w:rPr>
@@ -2504,6 +2511,7 @@
       <w:r>
         <w:rPr>
           <w:rFonts w:ascii="Times New Roman" w:hAnsi="Times New Roman" w:cs="Times New Roman"/>
+          <w:noProof/>
           <w:sz w:val="28"/>
           <w:szCs w:val="28"/>
         </w:rPr>
@@ -2688,6 +2696,7 @@
       <w:r>
         <w:rPr>
           <w:rFonts w:ascii="Times New Roman" w:hAnsi="Times New Roman" w:cs="Times New Roman"/>
+          <w:noProof/>
           <w:sz w:val="28"/>
           <w:szCs w:val="28"/>
           <w:lang w:val="ru-RU"/>
@@ -2749,6 +2758,7 @@
           <w:szCs w:val="28"/>
           <w:lang w:val="ru-RU"/>
         </w:rPr>
+        <w:lastRenderedPageBreak/>
         <w:t xml:space="preserve">1.4 </w:t>
       </w:r>
       <w:r>
@@ -2785,25 +2795,6 @@
     </w:p>
     <w:p>
       <w:pPr>
-        <w:rPr>
-          <w:rFonts w:ascii="Times New Roman" w:hAnsi="Times New Roman" w:cs="Times New Roman"/>
-          <w:sz w:val="28"/>
-          <w:szCs w:val="28"/>
-          <w:lang w:val="ru-RU"/>
-        </w:rPr>
-      </w:pPr>
-      <w:r>
-        <w:rPr>
-          <w:rFonts w:ascii="Times New Roman" w:hAnsi="Times New Roman" w:cs="Times New Roman"/>
-          <w:sz w:val="28"/>
-          <w:szCs w:val="28"/>
-          <w:lang w:val="ru-RU"/>
-        </w:rPr>
-        <w:t>В разработке</w:t>
-      </w:r>
-    </w:p>
-    <w:p>
-      <w:pPr>
         <w:pStyle w:val="2"/>
         <w:rPr>
           <w:rFonts w:ascii="Times New Roman" w:hAnsi="Times New Roman" w:cs="Times New Roman"/>
@@ -2816,42 +2807,17 @@
       <w:bookmarkStart w:id="5" w:name="_Toc242814357"/>
       <w:r>
         <w:rPr>
-          <w:rFonts w:ascii="Times New Roman" w:hAnsi="Times New Roman" w:cs="Times New Roman"/>
+          <w:rFonts w:ascii="Times New Roman" w:eastAsia="Calibri" w:hAnsi="Times New Roman" w:cs="Times New Roman"/>
           <w:color w:val="auto"/>
           <w:sz w:val="28"/>
           <w:szCs w:val="28"/>
           <w:lang w:val="ru-RU"/>
         </w:rPr>
-        <w:lastRenderedPageBreak/>
-        <w:t xml:space="preserve">1.5 </w:t>
-      </w:r>
-      <w:r>
-        <w:rPr>
-          <w:rFonts w:ascii="Times New Roman" w:hAnsi="Times New Roman" w:cs="Times New Roman"/>
-          <w:color w:val="auto"/>
-          <w:sz w:val="28"/>
-          <w:szCs w:val="28"/>
-          <w:lang w:val="ru-RU"/>
-        </w:rPr>
-        <w:t>Используемые библиотеки</w:t>
-      </w:r>
-      <w:bookmarkEnd w:id="5"/>
-    </w:p>
-    <w:p>
-      <w:pPr>
-        <w:rPr>
-          <w:lang w:val="ru-RU"/>
-        </w:rPr>
-      </w:pPr>
-      <w:r>
-        <w:rPr>
-          <w:lang w:val="ru-RU"/>
-        </w:rPr>
         <w:drawing>
-          <wp:inline distT="0" distB="0" distL="0" distR="0" wp14:anchorId="7EED3B2A" wp14:editId="1236C805">
-            <wp:extent cx="5940425" cy="2463165"/>
+          <wp:inline distT="0" distB="0" distL="0" distR="0" wp14:anchorId="3947F7D8" wp14:editId="2F65995C">
+            <wp:extent cx="5940425" cy="4785360"/>
             <wp:effectExtent l="0" t="0" r="3175" b="0"/>
-            <wp:docPr id="26" name="Рисунок 26"/>
+            <wp:docPr id="10" name="Рисунок 10"/>
             <wp:cNvGraphicFramePr>
               <a:graphicFrameLocks xmlns:a="http://schemas.openxmlformats.org/drawingml/2006/main" noChangeAspect="1"/>
             </wp:cNvGraphicFramePr>
@@ -2871,7 +2837,7 @@
                   <pic:spPr>
                     <a:xfrm>
                       <a:off x="0" y="0"/>
-                      <a:ext cx="5940425" cy="2463165"/>
+                      <a:ext cx="5940425" cy="4785360"/>
                     </a:xfrm>
                     <a:prstGeom prst="rect">
                       <a:avLst/>
@@ -2886,60 +2852,19 @@
     </w:p>
     <w:p>
       <w:pPr>
-        <w:pStyle w:val="2"/>
-        <w:rPr>
-          <w:rFonts w:ascii="Times New Roman" w:hAnsi="Times New Roman" w:cs="Times New Roman"/>
-          <w:color w:val="auto"/>
-          <w:sz w:val="28"/>
-          <w:szCs w:val="28"/>
-        </w:rPr>
-      </w:pPr>
-      <w:bookmarkStart w:id="6" w:name="_Toc242814358"/>
-      <w:r>
-        <w:rPr>
-          <w:rFonts w:ascii="Times New Roman" w:hAnsi="Times New Roman" w:cs="Times New Roman"/>
-          <w:color w:val="auto"/>
-          <w:sz w:val="28"/>
-          <w:szCs w:val="28"/>
-          <w:lang w:val="ru-RU"/>
-        </w:rPr>
-        <w:lastRenderedPageBreak/>
-        <w:t>1.</w:t>
-      </w:r>
-      <w:r>
-        <w:rPr>
-          <w:rFonts w:ascii="Times New Roman" w:hAnsi="Times New Roman" w:cs="Times New Roman"/>
-          <w:color w:val="auto"/>
-          <w:sz w:val="28"/>
-          <w:szCs w:val="28"/>
-          <w:lang w:val="ru-RU"/>
-        </w:rPr>
-        <w:t>6</w:t>
-      </w:r>
-      <w:r>
-        <w:rPr>
-          <w:rFonts w:ascii="Times New Roman" w:hAnsi="Times New Roman" w:cs="Times New Roman"/>
-          <w:color w:val="auto"/>
-          <w:sz w:val="28"/>
-          <w:szCs w:val="28"/>
-          <w:lang w:val="ru-RU"/>
-        </w:rPr>
-        <w:t xml:space="preserve"> Тестовые случаи</w:t>
-      </w:r>
-      <w:bookmarkEnd w:id="6"/>
-    </w:p>
-    <w:p>
-      <w:pPr>
-        <w:rPr>
-          <w:lang w:val="ru-RU"/>
-        </w:rPr>
-      </w:pPr>
-      <w:r>
+        <w:rPr>
+          <w:lang w:val="ru-RU"/>
+        </w:rPr>
+      </w:pPr>
+      <w:r>
+        <w:rPr>
+          <w:lang w:val="ru-RU"/>
+        </w:rPr>
         <w:drawing>
-          <wp:inline distT="0" distB="0" distL="0" distR="0" wp14:anchorId="19510EC3" wp14:editId="55B0010A">
-            <wp:extent cx="3943900" cy="7716327"/>
-            <wp:effectExtent l="0" t="0" r="0" b="0"/>
-            <wp:docPr id="40" name="Рисунок 40"/>
+          <wp:inline distT="0" distB="0" distL="0" distR="0" wp14:anchorId="76C2FEF8" wp14:editId="0CB8F331">
+            <wp:extent cx="5940425" cy="4650105"/>
+            <wp:effectExtent l="0" t="0" r="3175" b="0"/>
+            <wp:docPr id="11" name="Рисунок 11"/>
             <wp:cNvGraphicFramePr>
               <a:graphicFrameLocks xmlns:a="http://schemas.openxmlformats.org/drawingml/2006/main" noChangeAspect="1"/>
             </wp:cNvGraphicFramePr>
@@ -2959,7 +2884,7 @@
                   <pic:spPr>
                     <a:xfrm>
                       <a:off x="0" y="0"/>
-                      <a:ext cx="3943900" cy="7716327"/>
+                      <a:ext cx="5940425" cy="4650105"/>
                     </a:xfrm>
                     <a:prstGeom prst="rect">
                       <a:avLst/>
@@ -2973,13 +2898,21 @@
       </w:r>
     </w:p>
     <w:p>
-      <w:r>
+      <w:pPr>
+        <w:rPr>
+          <w:lang w:val="ru-RU"/>
+        </w:rPr>
+      </w:pPr>
+      <w:r>
+        <w:rPr>
+          <w:lang w:val="ru-RU"/>
+        </w:rPr>
         <w:lastRenderedPageBreak/>
         <w:drawing>
-          <wp:inline distT="0" distB="0" distL="0" distR="0" wp14:anchorId="78E38D35" wp14:editId="4CAD19E6">
-            <wp:extent cx="4134427" cy="7811590"/>
-            <wp:effectExtent l="0" t="0" r="0" b="0"/>
-            <wp:docPr id="41" name="Рисунок 41"/>
+          <wp:inline distT="0" distB="0" distL="0" distR="0" wp14:anchorId="3609CDF0" wp14:editId="5D8C7ED7">
+            <wp:extent cx="5940425" cy="5769610"/>
+            <wp:effectExtent l="0" t="0" r="3175" b="2540"/>
+            <wp:docPr id="12" name="Рисунок 12"/>
             <wp:cNvGraphicFramePr>
               <a:graphicFrameLocks xmlns:a="http://schemas.openxmlformats.org/drawingml/2006/main" noChangeAspect="1"/>
             </wp:cNvGraphicFramePr>
@@ -2999,7 +2932,7 @@
                   <pic:spPr>
                     <a:xfrm>
                       <a:off x="0" y="0"/>
-                      <a:ext cx="4134427" cy="7811590"/>
+                      <a:ext cx="5940425" cy="5769610"/>
                     </a:xfrm>
                     <a:prstGeom prst="rect">
                       <a:avLst/>
@@ -3014,180 +2947,20 @@
     </w:p>
     <w:p>
       <w:pPr>
-        <w:pStyle w:val="2"/>
-        <w:rPr>
-          <w:rFonts w:ascii="Times New Roman" w:hAnsi="Times New Roman" w:cs="Times New Roman"/>
-          <w:color w:val="auto"/>
-          <w:sz w:val="28"/>
-          <w:szCs w:val="28"/>
-          <w:lang w:val="ru-RU"/>
-        </w:rPr>
-      </w:pPr>
-      <w:bookmarkStart w:id="7" w:name="_Toc242814359"/>
-      <w:r>
-        <w:rPr>
-          <w:rFonts w:ascii="Times New Roman" w:hAnsi="Times New Roman" w:cs="Times New Roman"/>
-          <w:color w:val="auto"/>
-          <w:sz w:val="28"/>
-          <w:szCs w:val="28"/>
-          <w:lang w:val="ru-RU"/>
-        </w:rPr>
-        <w:t>1</w:t>
-      </w:r>
-      <w:r>
-        <w:rPr>
-          <w:rFonts w:ascii="Times New Roman" w:hAnsi="Times New Roman" w:cs="Times New Roman"/>
-          <w:color w:val="auto"/>
-          <w:sz w:val="28"/>
-          <w:szCs w:val="28"/>
-          <w:lang w:val="ru-RU"/>
-        </w:rPr>
-        <w:t>.</w:t>
-      </w:r>
-      <w:r>
-        <w:rPr>
-          <w:rFonts w:ascii="Times New Roman" w:hAnsi="Times New Roman" w:cs="Times New Roman"/>
-          <w:color w:val="auto"/>
-          <w:sz w:val="28"/>
-          <w:szCs w:val="28"/>
-          <w:lang w:val="ru-RU"/>
-        </w:rPr>
-        <w:t>7</w:t>
-      </w:r>
-      <w:r>
-        <w:rPr>
-          <w:rFonts w:ascii="Times New Roman" w:hAnsi="Times New Roman" w:cs="Times New Roman"/>
-          <w:color w:val="auto"/>
-          <w:sz w:val="28"/>
-          <w:szCs w:val="28"/>
-          <w:lang w:val="ru-RU"/>
-        </w:rPr>
-        <w:t xml:space="preserve"> Используемые инструменты</w:t>
-      </w:r>
-      <w:bookmarkEnd w:id="7"/>
-    </w:p>
-    <w:p>
-      <w:pPr>
-        <w:rPr>
-          <w:rFonts w:ascii="Times New Roman" w:eastAsiaTheme="majorEastAsia" w:hAnsi="Times New Roman" w:cs="Times New Roman"/>
-          <w:sz w:val="28"/>
-          <w:szCs w:val="28"/>
-          <w:lang w:val="ru-RU"/>
-        </w:rPr>
-      </w:pPr>
-      <w:r>
-        <w:rPr>
-          <w:rFonts w:ascii="Times New Roman" w:eastAsiaTheme="majorEastAsia" w:hAnsi="Times New Roman" w:cs="Times New Roman"/>
-          <w:sz w:val="28"/>
-          <w:szCs w:val="28"/>
-          <w:lang w:val="ru-RU"/>
-        </w:rPr>
-        <w:t>Kotlin, Android Studio, Android SDK</w:t>
-      </w:r>
-    </w:p>
-    <w:p>
-      <w:pPr>
-        <w:pStyle w:val="2"/>
-        <w:rPr>
-          <w:rFonts w:ascii="Times New Roman" w:hAnsi="Times New Roman" w:cs="Times New Roman"/>
-          <w:color w:val="auto"/>
-          <w:sz w:val="28"/>
-          <w:szCs w:val="28"/>
-        </w:rPr>
-      </w:pPr>
-      <w:bookmarkStart w:id="8" w:name="_Toc242814360"/>
-      <w:r>
-        <w:rPr>
-          <w:rFonts w:ascii="Times New Roman" w:hAnsi="Times New Roman" w:cs="Times New Roman"/>
-          <w:color w:val="auto"/>
-          <w:sz w:val="28"/>
-          <w:szCs w:val="28"/>
-          <w:lang w:val="ru-RU"/>
-        </w:rPr>
-        <w:t>1</w:t>
-      </w:r>
-      <w:r>
-        <w:rPr>
-          <w:rFonts w:ascii="Times New Roman" w:hAnsi="Times New Roman" w:cs="Times New Roman"/>
-          <w:color w:val="auto"/>
-          <w:sz w:val="28"/>
-          <w:szCs w:val="28"/>
-          <w:lang w:val="ru-RU"/>
-        </w:rPr>
-        <w:t>.</w:t>
-      </w:r>
-      <w:r>
-        <w:rPr>
-          <w:rFonts w:ascii="Times New Roman" w:hAnsi="Times New Roman" w:cs="Times New Roman"/>
-          <w:color w:val="auto"/>
-          <w:sz w:val="28"/>
-          <w:szCs w:val="28"/>
-          <w:lang w:val="ru-RU"/>
-        </w:rPr>
-        <w:t>8</w:t>
-      </w:r>
-      <w:r>
-        <w:rPr>
-          <w:rFonts w:ascii="Times New Roman" w:hAnsi="Times New Roman" w:cs="Times New Roman"/>
-          <w:color w:val="auto"/>
-          <w:sz w:val="28"/>
-          <w:szCs w:val="28"/>
-          <w:lang w:val="ru-RU"/>
-        </w:rPr>
-        <w:t xml:space="preserve"> Описание пользовательского интерфейса</w:t>
-      </w:r>
-      <w:bookmarkEnd w:id="8"/>
-    </w:p>
-    <w:p>
-      <w:pPr>
-        <w:rPr>
-          <w:rFonts w:ascii="Times New Roman" w:hAnsi="Times New Roman" w:cs="Times New Roman"/>
-          <w:sz w:val="28"/>
-          <w:szCs w:val="28"/>
-          <w:lang w:val="ru-RU"/>
-        </w:rPr>
-      </w:pPr>
-      <w:r>
-        <w:rPr>
-          <w:rFonts w:ascii="Times New Roman" w:hAnsi="Times New Roman" w:cs="Times New Roman"/>
-          <w:sz w:val="28"/>
-          <w:szCs w:val="28"/>
-          <w:lang w:val="ru-RU"/>
-        </w:rPr>
-        <w:t>На первом экране вход в аккаунт</w:t>
-      </w:r>
-      <w:r>
-        <w:rPr>
-          <w:rFonts w:ascii="Times New Roman" w:hAnsi="Times New Roman" w:cs="Times New Roman"/>
-          <w:sz w:val="28"/>
-          <w:szCs w:val="28"/>
-          <w:lang w:val="ru-RU"/>
-        </w:rPr>
-        <w:t>, два поля для ввода и кнопка для перехода на следующий экран</w:t>
-      </w:r>
-    </w:p>
-    <w:p>
-      <w:pPr>
-        <w:rPr>
-          <w:rFonts w:ascii="Times New Roman" w:hAnsi="Times New Roman" w:cs="Times New Roman"/>
-          <w:sz w:val="28"/>
-          <w:szCs w:val="28"/>
-          <w:lang w:val="ru-RU"/>
-        </w:rPr>
-      </w:pPr>
-      <w:r>
-        <w:rPr>
-          <w:rFonts w:ascii="Times New Roman" w:hAnsi="Times New Roman" w:cs="Times New Roman"/>
-          <w:sz w:val="28"/>
-          <w:szCs w:val="28"/>
+        <w:rPr>
+          <w:lang w:val="ru-RU"/>
+        </w:rPr>
+      </w:pPr>
+      <w:r>
+        <w:rPr>
           <w:lang w:val="ru-RU"/>
         </w:rPr>
         <w:lastRenderedPageBreak/>
         <w:drawing>
-          <wp:inline distT="0" distB="0" distL="0" distR="0" wp14:anchorId="64A297A6" wp14:editId="4CA0BAD5">
-            <wp:extent cx="4058216" cy="7763958"/>
-            <wp:effectExtent l="0" t="0" r="0" b="8890"/>
-            <wp:docPr id="42" name="Рисунок 42"/>
+          <wp:inline distT="0" distB="0" distL="0" distR="0" wp14:anchorId="711DE63F" wp14:editId="2316F56D">
+            <wp:extent cx="5649113" cy="6096851"/>
+            <wp:effectExtent l="0" t="0" r="8890" b="0"/>
+            <wp:docPr id="13" name="Рисунок 13"/>
             <wp:cNvGraphicFramePr>
               <a:graphicFrameLocks xmlns:a="http://schemas.openxmlformats.org/drawingml/2006/main" noChangeAspect="1"/>
             </wp:cNvGraphicFramePr>
@@ -3207,7 +2980,7 @@
                   <pic:spPr>
                     <a:xfrm>
                       <a:off x="0" y="0"/>
-                      <a:ext cx="4058216" cy="7763958"/>
+                      <a:ext cx="5649113" cy="6096851"/>
                     </a:xfrm>
                     <a:prstGeom prst="rect">
                       <a:avLst/>
@@ -3221,63 +2994,13 @@
       </w:r>
     </w:p>
     <w:p>
-      <w:pPr>
-        <w:rPr>
-          <w:rFonts w:ascii="Times New Roman" w:hAnsi="Times New Roman" w:cs="Times New Roman"/>
-          <w:sz w:val="28"/>
-          <w:szCs w:val="28"/>
-          <w:lang w:val="ru-RU"/>
-        </w:rPr>
-      </w:pPr>
-      <w:r>
-        <w:rPr>
-          <w:rFonts w:ascii="Times New Roman" w:hAnsi="Times New Roman" w:cs="Times New Roman"/>
-          <w:sz w:val="28"/>
-          <w:szCs w:val="28"/>
-          <w:lang w:val="ru-RU"/>
-        </w:rPr>
-        <w:t>На втором экране</w:t>
-      </w:r>
-      <w:r>
-        <w:rPr>
-          <w:rFonts w:ascii="Times New Roman" w:hAnsi="Times New Roman" w:cs="Times New Roman"/>
-          <w:sz w:val="28"/>
-          <w:szCs w:val="28"/>
-          <w:lang w:val="ru-RU"/>
-        </w:rPr>
-        <w:t xml:space="preserve"> </w:t>
-      </w:r>
-      <w:r>
-        <w:rPr>
-          <w:rFonts w:ascii="Times New Roman" w:hAnsi="Times New Roman" w:cs="Times New Roman"/>
-          <w:sz w:val="28"/>
-          <w:szCs w:val="28"/>
-          <w:lang w:val="ru-RU"/>
-        </w:rPr>
-        <w:t>добавление задачи. Два поля для ввода задачи и даты, выпадающий список для выбора приоритета задачи и кнопки для перехода на следующий и предыдущий экран</w:t>
-      </w:r>
-    </w:p>
-    <w:p>
-      <w:pPr>
-        <w:rPr>
-          <w:rFonts w:ascii="Times New Roman" w:hAnsi="Times New Roman" w:cs="Times New Roman"/>
-          <w:sz w:val="28"/>
-          <w:szCs w:val="28"/>
-          <w:lang w:val="ru-RU"/>
-        </w:rPr>
-      </w:pPr>
-      <w:r>
-        <w:rPr>
-          <w:rFonts w:ascii="Times New Roman" w:hAnsi="Times New Roman" w:cs="Times New Roman"/>
-          <w:sz w:val="28"/>
-          <w:szCs w:val="28"/>
-        </w:rPr>
+      <w:r>
         <w:lastRenderedPageBreak/>
         <w:drawing>
-          <wp:inline distT="0" distB="0" distL="0" distR="0" wp14:anchorId="7AE0E9D9" wp14:editId="217836D9">
-            <wp:extent cx="4077269" cy="7763958"/>
-            <wp:effectExtent l="0" t="0" r="0" b="8890"/>
-            <wp:docPr id="43" name="Рисунок 43"/>
+          <wp:inline distT="0" distB="0" distL="0" distR="0" wp14:anchorId="214CDD23" wp14:editId="1CCC58CA">
+            <wp:extent cx="5249008" cy="5134692"/>
+            <wp:effectExtent l="0" t="0" r="8890" b="8890"/>
+            <wp:docPr id="14" name="Рисунок 14"/>
             <wp:cNvGraphicFramePr>
               <a:graphicFrameLocks xmlns:a="http://schemas.openxmlformats.org/drawingml/2006/main" noChangeAspect="1"/>
             </wp:cNvGraphicFramePr>
@@ -3297,7 +3020,7 @@
                   <pic:spPr>
                     <a:xfrm>
                       <a:off x="0" y="0"/>
-                      <a:ext cx="4077269" cy="7763958"/>
+                      <a:ext cx="5249008" cy="5134692"/>
                     </a:xfrm>
                     <a:prstGeom prst="rect">
                       <a:avLst/>
@@ -3312,60 +3035,53 @@
     </w:p>
     <w:p>
       <w:pPr>
-        <w:rPr>
-          <w:rFonts w:ascii="Times New Roman" w:hAnsi="Times New Roman" w:cs="Times New Roman"/>
-          <w:sz w:val="28"/>
-          <w:szCs w:val="28"/>
-        </w:rPr>
-      </w:pPr>
-      <w:r>
-        <w:rPr>
-          <w:rFonts w:ascii="Times New Roman" w:hAnsi="Times New Roman" w:cs="Times New Roman"/>
-          <w:sz w:val="28"/>
-          <w:szCs w:val="28"/>
-          <w:lang w:val="ru-RU"/>
-        </w:rPr>
-        <w:t>На третьем экране</w:t>
-      </w:r>
-      <w:r>
-        <w:rPr>
-          <w:rFonts w:ascii="Times New Roman" w:hAnsi="Times New Roman" w:cs="Times New Roman"/>
-          <w:sz w:val="28"/>
-          <w:szCs w:val="28"/>
-          <w:lang w:val="ru-RU"/>
-        </w:rPr>
-        <w:t xml:space="preserve"> </w:t>
-      </w:r>
-      <w:r>
-        <w:rPr>
-          <w:rFonts w:ascii="Times New Roman" w:hAnsi="Times New Roman" w:cs="Times New Roman"/>
-          <w:sz w:val="28"/>
-          <w:szCs w:val="28"/>
-          <w:lang w:val="ru-RU"/>
-        </w:rPr>
-        <w:t>выпадающий список, с делами, добавленными ранее и подробной информацией о делах, также кнопка назад для перехода на предыдущий экран</w:t>
-      </w:r>
-    </w:p>
-    <w:p>
-      <w:pPr>
-        <w:rPr>
-          <w:rFonts w:ascii="Times New Roman" w:hAnsi="Times New Roman" w:cs="Times New Roman"/>
-          <w:sz w:val="28"/>
-          <w:szCs w:val="28"/>
-        </w:rPr>
-      </w:pPr>
-      <w:r>
-        <w:rPr>
-          <w:rFonts w:ascii="Times New Roman" w:hAnsi="Times New Roman" w:cs="Times New Roman"/>
-          <w:sz w:val="28"/>
-          <w:szCs w:val="28"/>
-        </w:rPr>
-        <w:lastRenderedPageBreak/>
+        <w:pStyle w:val="2"/>
+        <w:rPr>
+          <w:rFonts w:ascii="Times New Roman" w:hAnsi="Times New Roman" w:cs="Times New Roman"/>
+          <w:color w:val="auto"/>
+          <w:sz w:val="28"/>
+          <w:szCs w:val="28"/>
+          <w:lang w:val="ru-RU"/>
+        </w:rPr>
+      </w:pPr>
+      <w:r>
+        <w:rPr>
+          <w:rFonts w:ascii="Times New Roman" w:hAnsi="Times New Roman" w:cs="Times New Roman"/>
+          <w:color w:val="auto"/>
+          <w:sz w:val="28"/>
+          <w:szCs w:val="28"/>
+          <w:lang w:val="ru-RU"/>
+        </w:rPr>
+        <w:t xml:space="preserve">1.5 </w:t>
+      </w:r>
+      <w:r>
+        <w:rPr>
+          <w:rFonts w:ascii="Times New Roman" w:hAnsi="Times New Roman" w:cs="Times New Roman"/>
+          <w:color w:val="auto"/>
+          <w:sz w:val="28"/>
+          <w:szCs w:val="28"/>
+          <w:lang w:val="ru-RU"/>
+        </w:rPr>
+        <w:t>Используемые библиотеки</w:t>
+      </w:r>
+      <w:bookmarkEnd w:id="5"/>
+    </w:p>
+    <w:p>
+      <w:pPr>
+        <w:rPr>
+          <w:lang w:val="ru-RU"/>
+        </w:rPr>
+      </w:pPr>
+      <w:r>
+        <w:rPr>
+          <w:noProof/>
+          <w:lang w:val="ru-RU"/>
+        </w:rPr>
         <w:drawing>
-          <wp:inline distT="0" distB="0" distL="0" distR="0" wp14:anchorId="376925A2" wp14:editId="57D580AE">
-            <wp:extent cx="4115374" cy="7868748"/>
-            <wp:effectExtent l="0" t="0" r="0" b="0"/>
-            <wp:docPr id="44" name="Рисунок 44"/>
+          <wp:inline distT="0" distB="0" distL="0" distR="0" wp14:anchorId="7EED3B2A" wp14:editId="1236C805">
+            <wp:extent cx="5940425" cy="2463165"/>
+            <wp:effectExtent l="0" t="0" r="3175" b="0"/>
+            <wp:docPr id="26" name="Рисунок 26"/>
             <wp:cNvGraphicFramePr>
               <a:graphicFrameLocks xmlns:a="http://schemas.openxmlformats.org/drawingml/2006/main" noChangeAspect="1"/>
             </wp:cNvGraphicFramePr>
@@ -3385,7 +3101,7 @@
                   <pic:spPr>
                     <a:xfrm>
                       <a:off x="0" y="0"/>
-                      <a:ext cx="4115374" cy="7868748"/>
+                      <a:ext cx="5940425" cy="2463165"/>
                     </a:xfrm>
                     <a:prstGeom prst="rect">
                       <a:avLst/>
@@ -3406,10 +3122,9 @@
           <w:color w:val="auto"/>
           <w:sz w:val="28"/>
           <w:szCs w:val="28"/>
-          <w:lang w:val="ru-RU"/>
-        </w:rPr>
-      </w:pPr>
-      <w:bookmarkStart w:id="9" w:name="_Toc242814361"/>
+        </w:rPr>
+      </w:pPr>
+      <w:bookmarkStart w:id="6" w:name="_Toc242814358"/>
       <w:r>
         <w:rPr>
           <w:rFonts w:ascii="Times New Roman" w:hAnsi="Times New Roman" w:cs="Times New Roman"/>
@@ -3429,7 +3144,7 @@
           <w:szCs w:val="28"/>
           <w:lang w:val="ru-RU"/>
         </w:rPr>
-        <w:t>9</w:t>
+        <w:t>6</w:t>
       </w:r>
       <w:r>
         <w:rPr>
@@ -3439,40 +3154,25 @@
           <w:szCs w:val="28"/>
           <w:lang w:val="ru-RU"/>
         </w:rPr>
-        <w:t xml:space="preserve"> </w:t>
-      </w:r>
-      <w:r>
-        <w:rPr>
-          <w:rFonts w:ascii="Times New Roman" w:hAnsi="Times New Roman" w:cs="Times New Roman"/>
-          <w:color w:val="auto"/>
-          <w:sz w:val="28"/>
-          <w:szCs w:val="28"/>
-          <w:lang w:val="ru-RU"/>
-        </w:rPr>
-        <w:t>Приложение</w:t>
-      </w:r>
-      <w:bookmarkEnd w:id="9"/>
-      <w:r>
-        <w:rPr>
-          <w:rFonts w:ascii="Times New Roman" w:hAnsi="Times New Roman" w:cs="Times New Roman"/>
-          <w:color w:val="auto"/>
-          <w:sz w:val="28"/>
-          <w:szCs w:val="28"/>
-          <w:lang w:val="ru-RU"/>
-        </w:rPr>
-        <w:t xml:space="preserve"> </w:t>
-      </w:r>
-    </w:p>
-    <w:p>
-      <w:r>
-        <w:rPr>
-          <w:lang w:val="ru-RU"/>
+        <w:t xml:space="preserve"> Тестовые случаи</w:t>
+      </w:r>
+      <w:bookmarkEnd w:id="6"/>
+    </w:p>
+    <w:p>
+      <w:pPr>
+        <w:rPr>
+          <w:lang w:val="ru-RU"/>
+        </w:rPr>
+      </w:pPr>
+      <w:r>
+        <w:rPr>
+          <w:noProof/>
         </w:rPr>
         <w:drawing>
-          <wp:inline distT="0" distB="0" distL="0" distR="0" wp14:anchorId="2A9E4116" wp14:editId="1433B4D3">
-            <wp:extent cx="4248743" cy="7802064"/>
-            <wp:effectExtent l="0" t="0" r="0" b="8890"/>
-            <wp:docPr id="45" name="Рисунок 45"/>
+          <wp:inline distT="0" distB="0" distL="0" distR="0" wp14:anchorId="19510EC3" wp14:editId="55B0010A">
+            <wp:extent cx="3943900" cy="7716327"/>
+            <wp:effectExtent l="0" t="0" r="0" b="0"/>
+            <wp:docPr id="40" name="Рисунок 40"/>
             <wp:cNvGraphicFramePr>
               <a:graphicFrameLocks xmlns:a="http://schemas.openxmlformats.org/drawingml/2006/main" noChangeAspect="1"/>
             </wp:cNvGraphicFramePr>
@@ -3492,7 +3192,7 @@
                   <pic:spPr>
                     <a:xfrm>
                       <a:off x="0" y="0"/>
-                      <a:ext cx="4248743" cy="7802064"/>
+                      <a:ext cx="3943900" cy="7716327"/>
                     </a:xfrm>
                     <a:prstGeom prst="rect">
                       <a:avLst/>
@@ -3507,12 +3207,15 @@
     </w:p>
     <w:p>
       <w:r>
+        <w:rPr>
+          <w:noProof/>
+        </w:rPr>
         <w:lastRenderedPageBreak/>
         <w:drawing>
-          <wp:inline distT="0" distB="0" distL="0" distR="0" wp14:anchorId="48B18A2E" wp14:editId="5E0EDBC1">
-            <wp:extent cx="4401164" cy="7754432"/>
+          <wp:inline distT="0" distB="0" distL="0" distR="0" wp14:anchorId="78E38D35" wp14:editId="4CAD19E6">
+            <wp:extent cx="4134427" cy="7811590"/>
             <wp:effectExtent l="0" t="0" r="0" b="0"/>
-            <wp:docPr id="46" name="Рисунок 46"/>
+            <wp:docPr id="41" name="Рисунок 41"/>
             <wp:cNvGraphicFramePr>
               <a:graphicFrameLocks xmlns:a="http://schemas.openxmlformats.org/drawingml/2006/main" noChangeAspect="1"/>
             </wp:cNvGraphicFramePr>
@@ -3532,7 +3235,7 @@
                   <pic:spPr>
                     <a:xfrm>
                       <a:off x="0" y="0"/>
-                      <a:ext cx="4401164" cy="7754432"/>
+                      <a:ext cx="4134427" cy="7811590"/>
                     </a:xfrm>
                     <a:prstGeom prst="rect">
                       <a:avLst/>
@@ -3546,13 +3249,205 @@
       </w:r>
     </w:p>
     <w:p>
-      <w:r>
+      <w:pPr>
+        <w:pStyle w:val="2"/>
+        <w:rPr>
+          <w:rFonts w:ascii="Times New Roman" w:hAnsi="Times New Roman" w:cs="Times New Roman"/>
+          <w:color w:val="auto"/>
+          <w:sz w:val="28"/>
+          <w:szCs w:val="28"/>
+        </w:rPr>
+      </w:pPr>
+      <w:bookmarkStart w:id="7" w:name="_Toc242814359"/>
+      <w:r>
+        <w:rPr>
+          <w:rFonts w:ascii="Times New Roman" w:hAnsi="Times New Roman" w:cs="Times New Roman"/>
+          <w:color w:val="auto"/>
+          <w:sz w:val="28"/>
+          <w:szCs w:val="28"/>
+        </w:rPr>
+        <w:t>1</w:t>
+      </w:r>
+      <w:r>
+        <w:rPr>
+          <w:rFonts w:ascii="Times New Roman" w:hAnsi="Times New Roman" w:cs="Times New Roman"/>
+          <w:color w:val="auto"/>
+          <w:sz w:val="28"/>
+          <w:szCs w:val="28"/>
+        </w:rPr>
+        <w:t>.</w:t>
+      </w:r>
+      <w:r>
+        <w:rPr>
+          <w:rFonts w:ascii="Times New Roman" w:hAnsi="Times New Roman" w:cs="Times New Roman"/>
+          <w:color w:val="auto"/>
+          <w:sz w:val="28"/>
+          <w:szCs w:val="28"/>
+        </w:rPr>
+        <w:t>7</w:t>
+      </w:r>
+      <w:r>
+        <w:rPr>
+          <w:rFonts w:ascii="Times New Roman" w:hAnsi="Times New Roman" w:cs="Times New Roman"/>
+          <w:color w:val="auto"/>
+          <w:sz w:val="28"/>
+          <w:szCs w:val="28"/>
+        </w:rPr>
+        <w:t xml:space="preserve"> </w:t>
+      </w:r>
+      <w:r>
+        <w:rPr>
+          <w:rFonts w:ascii="Times New Roman" w:hAnsi="Times New Roman" w:cs="Times New Roman"/>
+          <w:color w:val="auto"/>
+          <w:sz w:val="28"/>
+          <w:szCs w:val="28"/>
+          <w:lang w:val="ru-RU"/>
+        </w:rPr>
+        <w:t>Используемые</w:t>
+      </w:r>
+      <w:r>
+        <w:rPr>
+          <w:rFonts w:ascii="Times New Roman" w:hAnsi="Times New Roman" w:cs="Times New Roman"/>
+          <w:color w:val="auto"/>
+          <w:sz w:val="28"/>
+          <w:szCs w:val="28"/>
+        </w:rPr>
+        <w:t xml:space="preserve"> </w:t>
+      </w:r>
+      <w:r>
+        <w:rPr>
+          <w:rFonts w:ascii="Times New Roman" w:hAnsi="Times New Roman" w:cs="Times New Roman"/>
+          <w:color w:val="auto"/>
+          <w:sz w:val="28"/>
+          <w:szCs w:val="28"/>
+          <w:lang w:val="ru-RU"/>
+        </w:rPr>
+        <w:t>инструменты</w:t>
+      </w:r>
+      <w:bookmarkEnd w:id="7"/>
+    </w:p>
+    <w:p>
+      <w:pPr>
+        <w:rPr>
+          <w:rFonts w:ascii="Times New Roman" w:eastAsiaTheme="majorEastAsia" w:hAnsi="Times New Roman" w:cs="Times New Roman"/>
+          <w:sz w:val="28"/>
+          <w:szCs w:val="28"/>
+        </w:rPr>
+      </w:pPr>
+      <w:r>
+        <w:rPr>
+          <w:rFonts w:ascii="Times New Roman" w:eastAsiaTheme="majorEastAsia" w:hAnsi="Times New Roman" w:cs="Times New Roman"/>
+          <w:sz w:val="28"/>
+          <w:szCs w:val="28"/>
+        </w:rPr>
+        <w:t>Kotlin, Android Studio, Android SDK</w:t>
+      </w:r>
+    </w:p>
+    <w:p>
+      <w:pPr>
+        <w:pStyle w:val="2"/>
+        <w:rPr>
+          <w:rFonts w:ascii="Times New Roman" w:hAnsi="Times New Roman" w:cs="Times New Roman"/>
+          <w:color w:val="auto"/>
+          <w:sz w:val="28"/>
+          <w:szCs w:val="28"/>
+          <w:lang w:val="ru-RU"/>
+        </w:rPr>
+      </w:pPr>
+      <w:bookmarkStart w:id="8" w:name="_Toc242814360"/>
+      <w:r>
+        <w:rPr>
+          <w:rFonts w:ascii="Times New Roman" w:hAnsi="Times New Roman" w:cs="Times New Roman"/>
+          <w:color w:val="auto"/>
+          <w:sz w:val="28"/>
+          <w:szCs w:val="28"/>
+          <w:lang w:val="ru-RU"/>
+        </w:rPr>
+        <w:t>1</w:t>
+      </w:r>
+      <w:r>
+        <w:rPr>
+          <w:rFonts w:ascii="Times New Roman" w:hAnsi="Times New Roman" w:cs="Times New Roman"/>
+          <w:color w:val="auto"/>
+          <w:sz w:val="28"/>
+          <w:szCs w:val="28"/>
+          <w:lang w:val="ru-RU"/>
+        </w:rPr>
+        <w:t>.</w:t>
+      </w:r>
+      <w:r>
+        <w:rPr>
+          <w:rFonts w:ascii="Times New Roman" w:hAnsi="Times New Roman" w:cs="Times New Roman"/>
+          <w:color w:val="auto"/>
+          <w:sz w:val="28"/>
+          <w:szCs w:val="28"/>
+          <w:lang w:val="ru-RU"/>
+        </w:rPr>
+        <w:t>8</w:t>
+      </w:r>
+      <w:r>
+        <w:rPr>
+          <w:rFonts w:ascii="Times New Roman" w:hAnsi="Times New Roman" w:cs="Times New Roman"/>
+          <w:color w:val="auto"/>
+          <w:sz w:val="28"/>
+          <w:szCs w:val="28"/>
+          <w:lang w:val="ru-RU"/>
+        </w:rPr>
+        <w:t xml:space="preserve"> Описание пользовательского интерфейса</w:t>
+      </w:r>
+      <w:bookmarkEnd w:id="8"/>
+    </w:p>
+    <w:p>
+      <w:pPr>
+        <w:rPr>
+          <w:rFonts w:ascii="Times New Roman" w:hAnsi="Times New Roman" w:cs="Times New Roman"/>
+          <w:sz w:val="28"/>
+          <w:szCs w:val="28"/>
+          <w:lang w:val="ru-RU"/>
+        </w:rPr>
+      </w:pPr>
+      <w:r>
+        <w:rPr>
+          <w:rFonts w:ascii="Times New Roman" w:hAnsi="Times New Roman" w:cs="Times New Roman"/>
+          <w:sz w:val="28"/>
+          <w:szCs w:val="28"/>
+          <w:lang w:val="ru-RU"/>
+        </w:rPr>
+        <w:t>На первом экране вход в аккаунт</w:t>
+      </w:r>
+      <w:r>
+        <w:rPr>
+          <w:rFonts w:ascii="Times New Roman" w:hAnsi="Times New Roman" w:cs="Times New Roman"/>
+          <w:sz w:val="28"/>
+          <w:szCs w:val="28"/>
+          <w:lang w:val="ru-RU"/>
+        </w:rPr>
+        <w:t>, два поля для ввода и кнопка для перехода на следующий экран</w:t>
+      </w:r>
+    </w:p>
+    <w:p>
+      <w:pPr>
+        <w:rPr>
+          <w:rFonts w:ascii="Times New Roman" w:hAnsi="Times New Roman" w:cs="Times New Roman"/>
+          <w:sz w:val="28"/>
+          <w:szCs w:val="28"/>
+          <w:lang w:val="ru-RU"/>
+        </w:rPr>
+      </w:pPr>
+      <w:r>
+        <w:rPr>
+          <w:rFonts w:ascii="Times New Roman" w:hAnsi="Times New Roman" w:cs="Times New Roman"/>
+          <w:noProof/>
+          <w:sz w:val="28"/>
+          <w:szCs w:val="28"/>
+          <w:lang w:val="ru-RU"/>
+        </w:rPr>
         <w:lastRenderedPageBreak/>
         <w:drawing>
-          <wp:inline distT="0" distB="0" distL="0" distR="0" wp14:anchorId="112E5221" wp14:editId="391163DA">
-            <wp:extent cx="4105848" cy="7811590"/>
-            <wp:effectExtent l="0" t="0" r="9525" b="0"/>
-            <wp:docPr id="47" name="Рисунок 47"/>
+          <wp:inline distT="0" distB="0" distL="0" distR="0" wp14:anchorId="64A297A6" wp14:editId="4CA0BAD5">
+            <wp:extent cx="4058216" cy="7763958"/>
+            <wp:effectExtent l="0" t="0" r="0" b="8890"/>
+            <wp:docPr id="42" name="Рисунок 42"/>
             <wp:cNvGraphicFramePr>
               <a:graphicFrameLocks xmlns:a="http://schemas.openxmlformats.org/drawingml/2006/main" noChangeAspect="1"/>
             </wp:cNvGraphicFramePr>
@@ -3572,6 +3467,381 @@
                   <pic:spPr>
                     <a:xfrm>
                       <a:off x="0" y="0"/>
+                      <a:ext cx="4058216" cy="7763958"/>
+                    </a:xfrm>
+                    <a:prstGeom prst="rect">
+                      <a:avLst/>
+                    </a:prstGeom>
+                  </pic:spPr>
+                </pic:pic>
+              </a:graphicData>
+            </a:graphic>
+          </wp:inline>
+        </w:drawing>
+      </w:r>
+    </w:p>
+    <w:p>
+      <w:pPr>
+        <w:rPr>
+          <w:rFonts w:ascii="Times New Roman" w:hAnsi="Times New Roman" w:cs="Times New Roman"/>
+          <w:sz w:val="28"/>
+          <w:szCs w:val="28"/>
+          <w:lang w:val="ru-RU"/>
+        </w:rPr>
+      </w:pPr>
+      <w:r>
+        <w:rPr>
+          <w:rFonts w:ascii="Times New Roman" w:hAnsi="Times New Roman" w:cs="Times New Roman"/>
+          <w:sz w:val="28"/>
+          <w:szCs w:val="28"/>
+          <w:lang w:val="ru-RU"/>
+        </w:rPr>
+        <w:t>На втором экране</w:t>
+      </w:r>
+      <w:r>
+        <w:rPr>
+          <w:rFonts w:ascii="Times New Roman" w:hAnsi="Times New Roman" w:cs="Times New Roman"/>
+          <w:sz w:val="28"/>
+          <w:szCs w:val="28"/>
+          <w:lang w:val="ru-RU"/>
+        </w:rPr>
+        <w:t xml:space="preserve"> </w:t>
+      </w:r>
+      <w:r>
+        <w:rPr>
+          <w:rFonts w:ascii="Times New Roman" w:hAnsi="Times New Roman" w:cs="Times New Roman"/>
+          <w:sz w:val="28"/>
+          <w:szCs w:val="28"/>
+          <w:lang w:val="ru-RU"/>
+        </w:rPr>
+        <w:t>добавление задачи. Два поля для ввода задачи и даты, выпадающий список для выбора приоритета задачи и кнопки для перехода на следующий и предыдущий экран</w:t>
+      </w:r>
+    </w:p>
+    <w:p>
+      <w:pPr>
+        <w:rPr>
+          <w:rFonts w:ascii="Times New Roman" w:hAnsi="Times New Roman" w:cs="Times New Roman"/>
+          <w:sz w:val="28"/>
+          <w:szCs w:val="28"/>
+          <w:lang w:val="ru-RU"/>
+        </w:rPr>
+      </w:pPr>
+      <w:r>
+        <w:rPr>
+          <w:rFonts w:ascii="Times New Roman" w:hAnsi="Times New Roman" w:cs="Times New Roman"/>
+          <w:noProof/>
+          <w:sz w:val="28"/>
+          <w:szCs w:val="28"/>
+        </w:rPr>
+        <w:lastRenderedPageBreak/>
+        <w:drawing>
+          <wp:inline distT="0" distB="0" distL="0" distR="0" wp14:anchorId="7AE0E9D9" wp14:editId="217836D9">
+            <wp:extent cx="4077269" cy="7763958"/>
+            <wp:effectExtent l="0" t="0" r="0" b="8890"/>
+            <wp:docPr id="43" name="Рисунок 43"/>
+            <wp:cNvGraphicFramePr>
+              <a:graphicFrameLocks xmlns:a="http://schemas.openxmlformats.org/drawingml/2006/main" noChangeAspect="1"/>
+            </wp:cNvGraphicFramePr>
+            <a:graphic xmlns:a="http://schemas.openxmlformats.org/drawingml/2006/main">
+              <a:graphicData uri="http://schemas.openxmlformats.org/drawingml/2006/picture">
+                <pic:pic xmlns:pic="http://schemas.openxmlformats.org/drawingml/2006/picture">
+                  <pic:nvPicPr>
+                    <pic:cNvPr id="1" name=""/>
+                    <pic:cNvPicPr/>
+                  </pic:nvPicPr>
+                  <pic:blipFill>
+                    <a:blip r:embed="rId24"/>
+                    <a:stretch>
+                      <a:fillRect/>
+                    </a:stretch>
+                  </pic:blipFill>
+                  <pic:spPr>
+                    <a:xfrm>
+                      <a:off x="0" y="0"/>
+                      <a:ext cx="4077269" cy="7763958"/>
+                    </a:xfrm>
+                    <a:prstGeom prst="rect">
+                      <a:avLst/>
+                    </a:prstGeom>
+                  </pic:spPr>
+                </pic:pic>
+              </a:graphicData>
+            </a:graphic>
+          </wp:inline>
+        </w:drawing>
+      </w:r>
+    </w:p>
+    <w:p>
+      <w:pPr>
+        <w:rPr>
+          <w:rFonts w:ascii="Times New Roman" w:hAnsi="Times New Roman" w:cs="Times New Roman"/>
+          <w:sz w:val="28"/>
+          <w:szCs w:val="28"/>
+          <w:lang w:val="ru-RU"/>
+        </w:rPr>
+      </w:pPr>
+      <w:r>
+        <w:rPr>
+          <w:rFonts w:ascii="Times New Roman" w:hAnsi="Times New Roman" w:cs="Times New Roman"/>
+          <w:sz w:val="28"/>
+          <w:szCs w:val="28"/>
+          <w:lang w:val="ru-RU"/>
+        </w:rPr>
+        <w:t>На третьем экране</w:t>
+      </w:r>
+      <w:r>
+        <w:rPr>
+          <w:rFonts w:ascii="Times New Roman" w:hAnsi="Times New Roman" w:cs="Times New Roman"/>
+          <w:sz w:val="28"/>
+          <w:szCs w:val="28"/>
+          <w:lang w:val="ru-RU"/>
+        </w:rPr>
+        <w:t xml:space="preserve"> </w:t>
+      </w:r>
+      <w:r>
+        <w:rPr>
+          <w:rFonts w:ascii="Times New Roman" w:hAnsi="Times New Roman" w:cs="Times New Roman"/>
+          <w:sz w:val="28"/>
+          <w:szCs w:val="28"/>
+          <w:lang w:val="ru-RU"/>
+        </w:rPr>
+        <w:t>выпадающий список, с делами, добавленными ранее и подробной информацией о делах, также кнопка назад для перехода на предыдущий экран</w:t>
+      </w:r>
+    </w:p>
+    <w:p>
+      <w:pPr>
+        <w:rPr>
+          <w:rFonts w:ascii="Times New Roman" w:hAnsi="Times New Roman" w:cs="Times New Roman"/>
+          <w:sz w:val="28"/>
+          <w:szCs w:val="28"/>
+        </w:rPr>
+      </w:pPr>
+      <w:r>
+        <w:rPr>
+          <w:rFonts w:ascii="Times New Roman" w:hAnsi="Times New Roman" w:cs="Times New Roman"/>
+          <w:noProof/>
+          <w:sz w:val="28"/>
+          <w:szCs w:val="28"/>
+        </w:rPr>
+        <w:lastRenderedPageBreak/>
+        <w:drawing>
+          <wp:inline distT="0" distB="0" distL="0" distR="0" wp14:anchorId="376925A2" wp14:editId="57D580AE">
+            <wp:extent cx="4115374" cy="7868748"/>
+            <wp:effectExtent l="0" t="0" r="0" b="0"/>
+            <wp:docPr id="44" name="Рисунок 44"/>
+            <wp:cNvGraphicFramePr>
+              <a:graphicFrameLocks xmlns:a="http://schemas.openxmlformats.org/drawingml/2006/main" noChangeAspect="1"/>
+            </wp:cNvGraphicFramePr>
+            <a:graphic xmlns:a="http://schemas.openxmlformats.org/drawingml/2006/main">
+              <a:graphicData uri="http://schemas.openxmlformats.org/drawingml/2006/picture">
+                <pic:pic xmlns:pic="http://schemas.openxmlformats.org/drawingml/2006/picture">
+                  <pic:nvPicPr>
+                    <pic:cNvPr id="1" name=""/>
+                    <pic:cNvPicPr/>
+                  </pic:nvPicPr>
+                  <pic:blipFill>
+                    <a:blip r:embed="rId25"/>
+                    <a:stretch>
+                      <a:fillRect/>
+                    </a:stretch>
+                  </pic:blipFill>
+                  <pic:spPr>
+                    <a:xfrm>
+                      <a:off x="0" y="0"/>
+                      <a:ext cx="4115374" cy="7868748"/>
+                    </a:xfrm>
+                    <a:prstGeom prst="rect">
+                      <a:avLst/>
+                    </a:prstGeom>
+                  </pic:spPr>
+                </pic:pic>
+              </a:graphicData>
+            </a:graphic>
+          </wp:inline>
+        </w:drawing>
+      </w:r>
+    </w:p>
+    <w:p>
+      <w:pPr>
+        <w:pStyle w:val="2"/>
+        <w:rPr>
+          <w:rFonts w:ascii="Times New Roman" w:hAnsi="Times New Roman" w:cs="Times New Roman"/>
+          <w:color w:val="auto"/>
+          <w:sz w:val="28"/>
+          <w:szCs w:val="28"/>
+          <w:lang w:val="ru-RU"/>
+        </w:rPr>
+      </w:pPr>
+      <w:bookmarkStart w:id="9" w:name="_Toc242814361"/>
+      <w:r>
+        <w:rPr>
+          <w:rFonts w:ascii="Times New Roman" w:hAnsi="Times New Roman" w:cs="Times New Roman"/>
+          <w:color w:val="auto"/>
+          <w:sz w:val="28"/>
+          <w:szCs w:val="28"/>
+          <w:lang w:val="ru-RU"/>
+        </w:rPr>
+        <w:lastRenderedPageBreak/>
+        <w:t>1.</w:t>
+      </w:r>
+      <w:r>
+        <w:rPr>
+          <w:rFonts w:ascii="Times New Roman" w:hAnsi="Times New Roman" w:cs="Times New Roman"/>
+          <w:color w:val="auto"/>
+          <w:sz w:val="28"/>
+          <w:szCs w:val="28"/>
+          <w:lang w:val="ru-RU"/>
+        </w:rPr>
+        <w:t>9</w:t>
+      </w:r>
+      <w:r>
+        <w:rPr>
+          <w:rFonts w:ascii="Times New Roman" w:hAnsi="Times New Roman" w:cs="Times New Roman"/>
+          <w:color w:val="auto"/>
+          <w:sz w:val="28"/>
+          <w:szCs w:val="28"/>
+          <w:lang w:val="ru-RU"/>
+        </w:rPr>
+        <w:t xml:space="preserve"> </w:t>
+      </w:r>
+      <w:r>
+        <w:rPr>
+          <w:rFonts w:ascii="Times New Roman" w:hAnsi="Times New Roman" w:cs="Times New Roman"/>
+          <w:color w:val="auto"/>
+          <w:sz w:val="28"/>
+          <w:szCs w:val="28"/>
+          <w:lang w:val="ru-RU"/>
+        </w:rPr>
+        <w:t>Приложение</w:t>
+      </w:r>
+      <w:bookmarkEnd w:id="9"/>
+      <w:r>
+        <w:rPr>
+          <w:rFonts w:ascii="Times New Roman" w:hAnsi="Times New Roman" w:cs="Times New Roman"/>
+          <w:color w:val="auto"/>
+          <w:sz w:val="28"/>
+          <w:szCs w:val="28"/>
+          <w:lang w:val="ru-RU"/>
+        </w:rPr>
+        <w:t xml:space="preserve"> </w:t>
+      </w:r>
+    </w:p>
+    <w:p>
+      <w:r>
+        <w:rPr>
+          <w:noProof/>
+          <w:lang w:val="ru-RU"/>
+        </w:rPr>
+        <w:drawing>
+          <wp:inline distT="0" distB="0" distL="0" distR="0" wp14:anchorId="2A9E4116" wp14:editId="1433B4D3">
+            <wp:extent cx="4248743" cy="7802064"/>
+            <wp:effectExtent l="0" t="0" r="0" b="8890"/>
+            <wp:docPr id="45" name="Рисунок 45"/>
+            <wp:cNvGraphicFramePr>
+              <a:graphicFrameLocks xmlns:a="http://schemas.openxmlformats.org/drawingml/2006/main" noChangeAspect="1"/>
+            </wp:cNvGraphicFramePr>
+            <a:graphic xmlns:a="http://schemas.openxmlformats.org/drawingml/2006/main">
+              <a:graphicData uri="http://schemas.openxmlformats.org/drawingml/2006/picture">
+                <pic:pic xmlns:pic="http://schemas.openxmlformats.org/drawingml/2006/picture">
+                  <pic:nvPicPr>
+                    <pic:cNvPr id="1" name=""/>
+                    <pic:cNvPicPr/>
+                  </pic:nvPicPr>
+                  <pic:blipFill>
+                    <a:blip r:embed="rId26"/>
+                    <a:stretch>
+                      <a:fillRect/>
+                    </a:stretch>
+                  </pic:blipFill>
+                  <pic:spPr>
+                    <a:xfrm>
+                      <a:off x="0" y="0"/>
+                      <a:ext cx="4248743" cy="7802064"/>
+                    </a:xfrm>
+                    <a:prstGeom prst="rect">
+                      <a:avLst/>
+                    </a:prstGeom>
+                  </pic:spPr>
+                </pic:pic>
+              </a:graphicData>
+            </a:graphic>
+          </wp:inline>
+        </w:drawing>
+      </w:r>
+    </w:p>
+    <w:p>
+      <w:r>
+        <w:rPr>
+          <w:noProof/>
+        </w:rPr>
+        <w:lastRenderedPageBreak/>
+        <w:drawing>
+          <wp:inline distT="0" distB="0" distL="0" distR="0" wp14:anchorId="48B18A2E" wp14:editId="5E0EDBC1">
+            <wp:extent cx="4401164" cy="7754432"/>
+            <wp:effectExtent l="0" t="0" r="0" b="0"/>
+            <wp:docPr id="46" name="Рисунок 46"/>
+            <wp:cNvGraphicFramePr>
+              <a:graphicFrameLocks xmlns:a="http://schemas.openxmlformats.org/drawingml/2006/main" noChangeAspect="1"/>
+            </wp:cNvGraphicFramePr>
+            <a:graphic xmlns:a="http://schemas.openxmlformats.org/drawingml/2006/main">
+              <a:graphicData uri="http://schemas.openxmlformats.org/drawingml/2006/picture">
+                <pic:pic xmlns:pic="http://schemas.openxmlformats.org/drawingml/2006/picture">
+                  <pic:nvPicPr>
+                    <pic:cNvPr id="1" name=""/>
+                    <pic:cNvPicPr/>
+                  </pic:nvPicPr>
+                  <pic:blipFill>
+                    <a:blip r:embed="rId27"/>
+                    <a:stretch>
+                      <a:fillRect/>
+                    </a:stretch>
+                  </pic:blipFill>
+                  <pic:spPr>
+                    <a:xfrm>
+                      <a:off x="0" y="0"/>
+                      <a:ext cx="4401164" cy="7754432"/>
+                    </a:xfrm>
+                    <a:prstGeom prst="rect">
+                      <a:avLst/>
+                    </a:prstGeom>
+                  </pic:spPr>
+                </pic:pic>
+              </a:graphicData>
+            </a:graphic>
+          </wp:inline>
+        </w:drawing>
+      </w:r>
+    </w:p>
+    <w:p>
+      <w:r>
+        <w:rPr>
+          <w:noProof/>
+        </w:rPr>
+        <w:lastRenderedPageBreak/>
+        <w:drawing>
+          <wp:inline distT="0" distB="0" distL="0" distR="0" wp14:anchorId="112E5221" wp14:editId="391163DA">
+            <wp:extent cx="4105848" cy="7811590"/>
+            <wp:effectExtent l="0" t="0" r="9525" b="0"/>
+            <wp:docPr id="47" name="Рисунок 47"/>
+            <wp:cNvGraphicFramePr>
+              <a:graphicFrameLocks xmlns:a="http://schemas.openxmlformats.org/drawingml/2006/main" noChangeAspect="1"/>
+            </wp:cNvGraphicFramePr>
+            <a:graphic xmlns:a="http://schemas.openxmlformats.org/drawingml/2006/main">
+              <a:graphicData uri="http://schemas.openxmlformats.org/drawingml/2006/picture">
+                <pic:pic xmlns:pic="http://schemas.openxmlformats.org/drawingml/2006/picture">
+                  <pic:nvPicPr>
+                    <pic:cNvPr id="1" name=""/>
+                    <pic:cNvPicPr/>
+                  </pic:nvPicPr>
+                  <pic:blipFill>
+                    <a:blip r:embed="rId28"/>
+                    <a:stretch>
+                      <a:fillRect/>
+                    </a:stretch>
+                  </pic:blipFill>
+                  <pic:spPr>
+                    <a:xfrm>
+                      <a:off x="0" y="0"/>
                       <a:ext cx="4105848" cy="7811590"/>
                     </a:xfrm>
                     <a:prstGeom prst="rect">
@@ -3635,7 +3905,70 @@
           <w:szCs w:val="28"/>
           <w:lang w:val="ru-RU"/>
         </w:rPr>
-        <w:t>Я повторил как использовать SharedPreferences и DialogAlert.</w:t>
+        <w:t>Я</w:t>
+      </w:r>
+      <w:r>
+        <w:rPr>
+          <w:rFonts w:ascii="Times New Roman" w:eastAsiaTheme="majorEastAsia" w:hAnsi="Times New Roman" w:cs="Times New Roman"/>
+          <w:sz w:val="28"/>
+          <w:szCs w:val="28"/>
+          <w:lang w:val="ru-RU"/>
+        </w:rPr>
+        <w:t xml:space="preserve"> </w:t>
+      </w:r>
+      <w:r>
+        <w:rPr>
+          <w:rFonts w:ascii="Times New Roman" w:eastAsiaTheme="majorEastAsia" w:hAnsi="Times New Roman" w:cs="Times New Roman"/>
+          <w:sz w:val="28"/>
+          <w:szCs w:val="28"/>
+          <w:lang w:val="ru-RU"/>
+        </w:rPr>
+        <w:t>повторил как использовать SharedPreferences</w:t>
+      </w:r>
+      <w:r>
+        <w:rPr>
+          <w:rFonts w:ascii="Times New Roman" w:eastAsiaTheme="majorEastAsia" w:hAnsi="Times New Roman" w:cs="Times New Roman"/>
+          <w:sz w:val="28"/>
+          <w:szCs w:val="28"/>
+          <w:lang w:val="ru-RU"/>
+        </w:rPr>
+        <w:t>,</w:t>
+      </w:r>
+      <w:r>
+        <w:rPr>
+          <w:rFonts w:ascii="Times New Roman" w:eastAsiaTheme="majorEastAsia" w:hAnsi="Times New Roman" w:cs="Times New Roman"/>
+          <w:sz w:val="28"/>
+          <w:szCs w:val="28"/>
+          <w:lang w:val="ru-RU"/>
+        </w:rPr>
+        <w:t xml:space="preserve"> DialogAlert</w:t>
+      </w:r>
+      <w:r>
+        <w:rPr>
+          <w:rFonts w:ascii="Times New Roman" w:eastAsiaTheme="majorEastAsia" w:hAnsi="Times New Roman" w:cs="Times New Roman"/>
+          <w:sz w:val="28"/>
+          <w:szCs w:val="28"/>
+          <w:lang w:val="ru-RU"/>
+        </w:rPr>
+        <w:t xml:space="preserve"> </w:t>
+      </w:r>
+      <w:r>
+        <w:rPr>
+          <w:rFonts w:ascii="Times New Roman" w:eastAsiaTheme="majorEastAsia" w:hAnsi="Times New Roman" w:cs="Times New Roman"/>
+          <w:sz w:val="28"/>
+          <w:szCs w:val="28"/>
+          <w:lang w:val="ru-RU"/>
+        </w:rPr>
+        <w:t>и изучил как пользоваться сериализацией и десериализацией</w:t>
+      </w:r>
+      <w:r>
+        <w:rPr>
+          <w:rFonts w:ascii="Times New Roman" w:eastAsiaTheme="majorEastAsia" w:hAnsi="Times New Roman" w:cs="Times New Roman"/>
+          <w:sz w:val="28"/>
+          <w:szCs w:val="28"/>
+          <w:lang w:val="ru-RU"/>
+        </w:rPr>
+        <w:t>.</w:t>
       </w:r>
     </w:p>
     <w:p>
@@ -3661,7 +3994,7 @@
 </file>
 
 <file path=word/numbering.xml><?xml version="1.0" encoding="utf-8"?>
-<w:numbering xmlns:wpc="http://schemas.microsoft.com/office/word/2010/wordprocessingCanvas" xmlns:cx="http://schemas.microsoft.com/office/drawing/2014/chartex" xmlns:cx1="http://schemas.microsoft.com/office/drawing/2015/9/8/chartex" xmlns:cx2="http://schemas.microsoft.com/office/drawing/2015/10/21/chartex" xmlns:cx3="http://schemas.microsoft.com/office/drawing/2016/5/9/chartex" xmlns:cx4="http://schemas.microsoft.com/office/drawing/2016/5/10/chartex" xmlns:cx5="http://schemas.microsoft.com/office/drawing/2016/5/11/chartex" xmlns:cx6="http://schemas.microsoft.com/office/drawing/2016/5/12/chartex" xmlns:cx7="http://schemas.microsoft.com/office/drawing/2016/5/13/chartex" xmlns:cx8="http://schemas.microsoft.com/office/drawing/2016/5/14/chartex" xmlns:mc="http://schemas.openxmlformats.org/markup-compatibility/2006" xmlns:aink="http://schemas.microsoft.com/office/drawing/2016/ink" xmlns:am3d="http://schemas.microsoft.com/office/drawing/2017/model3d" xmlns:o="urn:schemas-microsoft-com:office:office" xmlns:oel="http://schemas.microsoft.com/office/2019/extlst" xmlns:r="http://schemas.openxmlformats.org/officeDocument/2006/relationships" xmlns:m="http://schemas.openxmlformats.org/officeDocument/2006/math" xmlns:v="urn:schemas-microsoft-com:vml" xmlns:wp14="http://schemas.microsoft.com/office/word/2010/wordprocessingDrawing" xmlns:wp="http://schemas.openxmlformats.org/drawingml/2006/wordprocessingDrawing" xmlns:w10="urn:schemas-microsoft-com:office:word" xmlns:w="http://schemas.openxmlformats.org/wordprocessingml/2006/main" xmlns:w14="http://schemas.microsoft.com/office/word/2010/wordml" xmlns:w15="http://schemas.microsoft.com/office/word/2012/wordml" xmlns:w16cex="http://schemas.microsoft.com/office/word/2018/wordml/cex" xmlns:w16cid="http://schemas.microsoft.com/office/word/2016/wordml/cid" xmlns:w16="http://schemas.microsoft.com/office/word/2018/wordml" xmlns:w16sdtdh="http://schemas.microsoft.com/office/word/2020/wordml/sdtdatahash" xmlns:w16se="http://schemas.microsoft.com/office/word/2015/wordml/symex" xmlns:wpg="http://schemas.microsoft.com/office/word/2010/wordprocessingGroup" xmlns:wpi="http://schemas.microsoft.com/office/word/2010/wordprocessingInk" xmlns:wne="http://schemas.microsoft.com/office/word/2006/wordml" xmlns:wps="http://schemas.microsoft.com/office/word/2010/wordprocessingShape" mc:Ignorable="w14 w15 w16se w16cid w16 w16cex w16sdtdh wp14">
+<w:numbering xmlns:wpc="http://schemas.microsoft.com/office/word/2010/wordprocessingCanvas" xmlns:cx="http://schemas.microsoft.com/office/drawing/2014/chartex" xmlns:cx1="http://schemas.microsoft.com/office/drawing/2015/9/8/chartex" xmlns:cx2="http://schemas.microsoft.com/office/drawing/2015/10/21/chartex" xmlns:cx3="http://schemas.microsoft.com/office/drawing/2016/5/9/chartex" xmlns:cx4="http://schemas.microsoft.com/office/drawing/2016/5/10/chartex" xmlns:cx5="http://schemas.microsoft.com/office/drawing/2016/5/11/chartex" xmlns:cx6="http://schemas.microsoft.com/office/drawing/2016/5/12/chartex" xmlns:cx7="http://schemas.microsoft.com/office/drawing/2016/5/13/chartex" xmlns:cx8="http://schemas.microsoft.com/office/drawing/2016/5/14/chartex" xmlns:mc="http://schemas.openxmlformats.org/markup-compatibility/2006" xmlns:aink="http://schemas.microsoft.com/office/drawing/2016/ink" xmlns:am3d="http://schemas.microsoft.com/office/drawing/2017/model3d" xmlns:o="urn:schemas-microsoft-com:office:office" xmlns:r="http://schemas.openxmlformats.org/officeDocument/2006/relationships" xmlns:m="http://schemas.openxmlformats.org/officeDocument/2006/math" xmlns:v="urn:schemas-microsoft-com:vml" xmlns:wp14="http://schemas.microsoft.com/office/word/2010/wordprocessingDrawing" xmlns:wp="http://schemas.openxmlformats.org/drawingml/2006/wordprocessingDrawing" xmlns:w10="urn:schemas-microsoft-com:office:word" xmlns:w="http://schemas.openxmlformats.org/wordprocessingml/2006/main" xmlns:w14="http://schemas.microsoft.com/office/word/2010/wordml" xmlns:w15="http://schemas.microsoft.com/office/word/2012/wordml" xmlns:w16cex="http://schemas.microsoft.com/office/word/2018/wordml/cex" xmlns:w16cid="http://schemas.microsoft.com/office/word/2016/wordml/cid" xmlns:w16="http://schemas.microsoft.com/office/word/2018/wordml" xmlns:w16sdtdh="http://schemas.microsoft.com/office/word/2020/wordml/sdtdatahash" xmlns:w16se="http://schemas.microsoft.com/office/word/2015/wordml/symex" xmlns:wpg="http://schemas.microsoft.com/office/word/2010/wordprocessingGroup" xmlns:wpi="http://schemas.microsoft.com/office/word/2010/wordprocessingInk" xmlns:wne="http://schemas.microsoft.com/office/word/2006/wordml" xmlns:wps="http://schemas.microsoft.com/office/word/2010/wordprocessingShape" mc:Ignorable="w14 w15 w16se w16cid w16 w16cex w16sdtdh wp14">
   <w:abstractNum w:abstractNumId="0" w15:restartNumberingAfterBreak="0">
     <w:nsid w:val="2247306D"/>
     <w:multiLevelType w:val="multilevel"/>
@@ -3866,10 +4199,10 @@
       </w:pPr>
     </w:lvl>
   </w:abstractNum>
-  <w:num w:numId="1" w16cid:durableId="863981930">
+  <w:num w:numId="1">
     <w:abstractNumId w:val="1"/>
   </w:num>
-  <w:num w:numId="2" w16cid:durableId="1500388257">
+  <w:num w:numId="2">
     <w:abstractNumId w:val="0"/>
   </w:num>
 </w:numbering>

--- a/Отчет.docx
+++ b/Отчет.docx
@@ -752,7 +752,8 @@
             <w:spacing w:after="120"/>
             <w:jc w:val="center"/>
             <w:rPr>
-              <w:rStyle w:val="10"/>
+              <w:rFonts w:ascii="Times New Roman" w:hAnsi="Times New Roman"/>
+              <w:color w:val="000000" w:themeColor="text1"/>
             </w:rPr>
           </w:pPr>
           <w:r>
@@ -761,28 +762,23 @@
             </w:rPr>
             <w:t>Содержание</w:t>
           </w:r>
-        </w:p>
-        <w:p/>
-        <w:p>
-          <w:pPr>
-            <w:pStyle w:val="11"/>
-            <w:tabs>
-              <w:tab w:val="right" w:leader="dot" w:pos="9345"/>
-            </w:tabs>
+          <w:r>
             <w:rPr>
-              <w:noProof/>
+              <w:rFonts w:ascii="Times New Roman" w:eastAsiaTheme="minorHAnsi" w:hAnsi="Times New Roman" w:cstheme="minorBidi"/>
+              <w:sz w:val="28"/>
+              <w:lang w:eastAsia="en-US"/>
             </w:rPr>
-          </w:pPr>
-          <w:r>
-            <w:t xml:space="preserve">    </w:t>
-          </w:r>
-          <w:r>
             <w:fldChar w:fldCharType="begin"/>
           </w:r>
           <w:r>
             <w:instrText xml:space="preserve"> TOC \o "1-3" \h \z \u </w:instrText>
           </w:r>
           <w:r>
+            <w:rPr>
+              <w:rFonts w:ascii="Times New Roman" w:eastAsiaTheme="minorHAnsi" w:hAnsi="Times New Roman" w:cstheme="minorBidi"/>
+              <w:sz w:val="28"/>
+              <w:lang w:eastAsia="en-US"/>
+            </w:rPr>
             <w:fldChar w:fldCharType="separate"/>
           </w:r>
         </w:p>
@@ -795,13 +791,11 @@
             <w:rPr>
               <w:rFonts w:asciiTheme="minorHAnsi" w:eastAsiaTheme="minorEastAsia" w:hAnsiTheme="minorHAnsi"/>
               <w:noProof/>
-              <w:kern w:val="2"/>
               <w:sz w:val="22"/>
               <w:lang w:eastAsia="ru-RU"/>
-              <w14:ligatures w14:val="standardContextual"/>
             </w:rPr>
           </w:pPr>
-          <w:hyperlink w:anchor="_Toc242814352" w:history="1">
+          <w:hyperlink w:anchor="_Toc242877068" w:history="1">
             <w:r>
               <w:rPr>
                 <w:rStyle w:val="a5"/>
@@ -837,7 +831,7 @@
                 <w:noProof/>
                 <w:webHidden/>
               </w:rPr>
-              <w:instrText xml:space="preserve"> PAGEREF _Toc242814352 \h </w:instrText>
+              <w:instrText xml:space="preserve"> PAGEREF _Toc242877068 \h </w:instrText>
             </w:r>
             <w:r>
               <w:rPr>
@@ -878,13 +872,11 @@
             <w:rPr>
               <w:rFonts w:asciiTheme="minorHAnsi" w:eastAsiaTheme="minorEastAsia" w:hAnsiTheme="minorHAnsi"/>
               <w:noProof/>
-              <w:kern w:val="2"/>
               <w:sz w:val="22"/>
               <w:lang w:eastAsia="ru-RU"/>
-              <w14:ligatures w14:val="standardContextual"/>
             </w:rPr>
           </w:pPr>
-          <w:hyperlink w:anchor="_Toc242814353" w:history="1">
+          <w:hyperlink w:anchor="_Toc242877069" w:history="1">
             <w:r>
               <w:rPr>
                 <w:rStyle w:val="a5"/>
@@ -897,10 +889,8 @@
               <w:rPr>
                 <w:rFonts w:asciiTheme="minorHAnsi" w:eastAsiaTheme="minorEastAsia" w:hAnsiTheme="minorHAnsi"/>
                 <w:noProof/>
-                <w:kern w:val="2"/>
                 <w:sz w:val="22"/>
                 <w:lang w:eastAsia="ru-RU"/>
-                <w14:ligatures w14:val="standardContextual"/>
               </w:rPr>
               <w:tab/>
             </w:r>
@@ -931,7 +921,7 @@
                 <w:noProof/>
                 <w:webHidden/>
               </w:rPr>
-              <w:instrText xml:space="preserve"> PAGEREF _Toc242814353 \h </w:instrText>
+              <w:instrText xml:space="preserve"> PAGEREF _Toc242877069 \h </w:instrText>
             </w:r>
             <w:r>
               <w:rPr>
@@ -972,13 +962,11 @@
             <w:rPr>
               <w:rFonts w:asciiTheme="minorHAnsi" w:eastAsiaTheme="minorEastAsia" w:hAnsiTheme="minorHAnsi"/>
               <w:noProof/>
-              <w:kern w:val="2"/>
               <w:sz w:val="22"/>
               <w:lang w:eastAsia="ru-RU"/>
-              <w14:ligatures w14:val="standardContextual"/>
             </w:rPr>
           </w:pPr>
-          <w:hyperlink w:anchor="_Toc242814354" w:history="1">
+          <w:hyperlink w:anchor="_Toc242877070" w:history="1">
             <w:r>
               <w:rPr>
                 <w:rStyle w:val="a5"/>
@@ -991,10 +979,8 @@
               <w:rPr>
                 <w:rFonts w:asciiTheme="minorHAnsi" w:eastAsiaTheme="minorEastAsia" w:hAnsiTheme="minorHAnsi"/>
                 <w:noProof/>
-                <w:kern w:val="2"/>
                 <w:sz w:val="22"/>
                 <w:lang w:eastAsia="ru-RU"/>
-                <w14:ligatures w14:val="standardContextual"/>
               </w:rPr>
               <w:tab/>
             </w:r>
@@ -1025,7 +1011,7 @@
                 <w:noProof/>
                 <w:webHidden/>
               </w:rPr>
-              <w:instrText xml:space="preserve"> PAGEREF _Toc242814354 \h </w:instrText>
+              <w:instrText xml:space="preserve"> PAGEREF _Toc242877070 \h </w:instrText>
             </w:r>
             <w:r>
               <w:rPr>
@@ -1066,13 +1052,11 @@
             <w:rPr>
               <w:rFonts w:asciiTheme="minorHAnsi" w:eastAsiaTheme="minorEastAsia" w:hAnsiTheme="minorHAnsi"/>
               <w:noProof/>
-              <w:kern w:val="2"/>
               <w:sz w:val="22"/>
               <w:lang w:eastAsia="ru-RU"/>
-              <w14:ligatures w14:val="standardContextual"/>
             </w:rPr>
           </w:pPr>
-          <w:hyperlink w:anchor="_Toc242814355" w:history="1">
+          <w:hyperlink w:anchor="_Toc242877071" w:history="1">
             <w:r>
               <w:rPr>
                 <w:rStyle w:val="a5"/>
@@ -1085,10 +1069,8 @@
               <w:rPr>
                 <w:rFonts w:asciiTheme="minorHAnsi" w:eastAsiaTheme="minorEastAsia" w:hAnsiTheme="minorHAnsi"/>
                 <w:noProof/>
-                <w:kern w:val="2"/>
                 <w:sz w:val="22"/>
                 <w:lang w:eastAsia="ru-RU"/>
-                <w14:ligatures w14:val="standardContextual"/>
               </w:rPr>
               <w:tab/>
             </w:r>
@@ -1119,7 +1101,7 @@
                 <w:noProof/>
                 <w:webHidden/>
               </w:rPr>
-              <w:instrText xml:space="preserve"> PAGEREF _Toc242814355 \h </w:instrText>
+              <w:instrText xml:space="preserve"> PAGEREF _Toc242877071 \h </w:instrText>
             </w:r>
             <w:r>
               <w:rPr>
@@ -1159,13 +1141,11 @@
             <w:rPr>
               <w:rFonts w:asciiTheme="minorHAnsi" w:eastAsiaTheme="minorEastAsia" w:hAnsiTheme="minorHAnsi"/>
               <w:noProof/>
-              <w:kern w:val="2"/>
               <w:sz w:val="22"/>
               <w:lang w:eastAsia="ru-RU"/>
-              <w14:ligatures w14:val="standardContextual"/>
             </w:rPr>
           </w:pPr>
-          <w:hyperlink w:anchor="_Toc242814356" w:history="1">
+          <w:hyperlink w:anchor="_Toc242877072" w:history="1">
             <w:r>
               <w:rPr>
                 <w:rStyle w:val="a5"/>
@@ -1193,7 +1173,7 @@
                 <w:noProof/>
                 <w:webHidden/>
               </w:rPr>
-              <w:instrText xml:space="preserve"> PAGEREF _Toc242814356 \h </w:instrText>
+              <w:instrText xml:space="preserve"> PAGEREF _Toc242877072 \h </w:instrText>
             </w:r>
             <w:r>
               <w:rPr>
@@ -1233,13 +1213,11 @@
             <w:rPr>
               <w:rFonts w:asciiTheme="minorHAnsi" w:eastAsiaTheme="minorEastAsia" w:hAnsiTheme="minorHAnsi"/>
               <w:noProof/>
-              <w:kern w:val="2"/>
               <w:sz w:val="22"/>
               <w:lang w:eastAsia="ru-RU"/>
-              <w14:ligatures w14:val="standardContextual"/>
             </w:rPr>
           </w:pPr>
-          <w:hyperlink w:anchor="_Toc242814357" w:history="1">
+          <w:hyperlink w:anchor="_Toc242877073" w:history="1">
             <w:r>
               <w:rPr>
                 <w:rStyle w:val="a5"/>
@@ -1267,7 +1245,7 @@
                 <w:noProof/>
                 <w:webHidden/>
               </w:rPr>
-              <w:instrText xml:space="preserve"> PAGEREF _Toc242814357 \h </w:instrText>
+              <w:instrText xml:space="preserve"> PAGEREF _Toc242877073 \h </w:instrText>
             </w:r>
             <w:r>
               <w:rPr>
@@ -1287,7 +1265,7 @@
                 <w:noProof/>
                 <w:webHidden/>
               </w:rPr>
-              <w:t>7</w:t>
+              <w:t>10</w:t>
             </w:r>
             <w:r>
               <w:rPr>
@@ -1307,13 +1285,11 @@
             <w:rPr>
               <w:rFonts w:asciiTheme="minorHAnsi" w:eastAsiaTheme="minorEastAsia" w:hAnsiTheme="minorHAnsi"/>
               <w:noProof/>
-              <w:kern w:val="2"/>
               <w:sz w:val="22"/>
               <w:lang w:eastAsia="ru-RU"/>
-              <w14:ligatures w14:val="standardContextual"/>
             </w:rPr>
           </w:pPr>
-          <w:hyperlink w:anchor="_Toc242814358" w:history="1">
+          <w:hyperlink w:anchor="_Toc242877074" w:history="1">
             <w:r>
               <w:rPr>
                 <w:rStyle w:val="a5"/>
@@ -1341,7 +1317,7 @@
                 <w:noProof/>
                 <w:webHidden/>
               </w:rPr>
-              <w:instrText xml:space="preserve"> PAGEREF _Toc242814358 \h </w:instrText>
+              <w:instrText xml:space="preserve"> PAGEREF _Toc242877074 \h </w:instrText>
             </w:r>
             <w:r>
               <w:rPr>
@@ -1361,7 +1337,7 @@
                 <w:noProof/>
                 <w:webHidden/>
               </w:rPr>
-              <w:t>8</w:t>
+              <w:t>11</w:t>
             </w:r>
             <w:r>
               <w:rPr>
@@ -1381,13 +1357,11 @@
             <w:rPr>
               <w:rFonts w:asciiTheme="minorHAnsi" w:eastAsiaTheme="minorEastAsia" w:hAnsiTheme="minorHAnsi"/>
               <w:noProof/>
-              <w:kern w:val="2"/>
               <w:sz w:val="22"/>
               <w:lang w:eastAsia="ru-RU"/>
-              <w14:ligatures w14:val="standardContextual"/>
             </w:rPr>
           </w:pPr>
-          <w:hyperlink w:anchor="_Toc242814359" w:history="1">
+          <w:hyperlink w:anchor="_Toc242877075" w:history="1">
             <w:r>
               <w:rPr>
                 <w:rStyle w:val="a5"/>
@@ -1415,7 +1389,7 @@
                 <w:noProof/>
                 <w:webHidden/>
               </w:rPr>
-              <w:instrText xml:space="preserve"> PAGEREF _Toc242814359 \h </w:instrText>
+              <w:instrText xml:space="preserve"> PAGEREF _Toc242877075 \h </w:instrText>
             </w:r>
             <w:r>
               <w:rPr>
@@ -1435,7 +1409,7 @@
                 <w:noProof/>
                 <w:webHidden/>
               </w:rPr>
-              <w:t>9</w:t>
+              <w:t>12</w:t>
             </w:r>
             <w:r>
               <w:rPr>
@@ -1455,13 +1429,11 @@
             <w:rPr>
               <w:rFonts w:asciiTheme="minorHAnsi" w:eastAsiaTheme="minorEastAsia" w:hAnsiTheme="minorHAnsi"/>
               <w:noProof/>
-              <w:kern w:val="2"/>
               <w:sz w:val="22"/>
               <w:lang w:eastAsia="ru-RU"/>
-              <w14:ligatures w14:val="standardContextual"/>
             </w:rPr>
           </w:pPr>
-          <w:hyperlink w:anchor="_Toc242814360" w:history="1">
+          <w:hyperlink w:anchor="_Toc242877076" w:history="1">
             <w:r>
               <w:rPr>
                 <w:rStyle w:val="a5"/>
@@ -1489,7 +1461,7 @@
                 <w:noProof/>
                 <w:webHidden/>
               </w:rPr>
-              <w:instrText xml:space="preserve"> PAGEREF _Toc242814360 \h </w:instrText>
+              <w:instrText xml:space="preserve"> PAGEREF _Toc242877076 \h </w:instrText>
             </w:r>
             <w:r>
               <w:rPr>
@@ -1509,7 +1481,7 @@
                 <w:noProof/>
                 <w:webHidden/>
               </w:rPr>
-              <w:t>9</w:t>
+              <w:t>12</w:t>
             </w:r>
             <w:r>
               <w:rPr>
@@ -1529,13 +1501,11 @@
             <w:rPr>
               <w:rFonts w:asciiTheme="minorHAnsi" w:eastAsiaTheme="minorEastAsia" w:hAnsiTheme="minorHAnsi"/>
               <w:noProof/>
-              <w:kern w:val="2"/>
               <w:sz w:val="22"/>
               <w:lang w:eastAsia="ru-RU"/>
-              <w14:ligatures w14:val="standardContextual"/>
             </w:rPr>
           </w:pPr>
-          <w:hyperlink w:anchor="_Toc242814361" w:history="1">
+          <w:hyperlink w:anchor="_Toc242877077" w:history="1">
             <w:r>
               <w:rPr>
                 <w:rStyle w:val="a5"/>
@@ -1563,7 +1533,7 @@
                 <w:noProof/>
                 <w:webHidden/>
               </w:rPr>
-              <w:instrText xml:space="preserve"> PAGEREF _Toc242814361 \h </w:instrText>
+              <w:instrText xml:space="preserve"> PAGEREF _Toc242877077 \h </w:instrText>
             </w:r>
             <w:r>
               <w:rPr>
@@ -1583,7 +1553,7 @@
                 <w:noProof/>
                 <w:webHidden/>
               </w:rPr>
-              <w:t>13</w:t>
+              <w:t>16</w:t>
             </w:r>
             <w:r>
               <w:rPr>
@@ -1603,13 +1573,11 @@
             <w:rPr>
               <w:rFonts w:asciiTheme="minorHAnsi" w:eastAsiaTheme="minorEastAsia" w:hAnsiTheme="minorHAnsi"/>
               <w:noProof/>
-              <w:kern w:val="2"/>
               <w:sz w:val="22"/>
               <w:lang w:eastAsia="ru-RU"/>
-              <w14:ligatures w14:val="standardContextual"/>
             </w:rPr>
           </w:pPr>
-          <w:hyperlink w:anchor="_Toc242814362" w:history="1">
+          <w:hyperlink w:anchor="_Toc242877078" w:history="1">
             <w:r>
               <w:rPr>
                 <w:rStyle w:val="a5"/>
@@ -1637,7 +1605,7 @@
                 <w:noProof/>
                 <w:webHidden/>
               </w:rPr>
-              <w:instrText xml:space="preserve"> PAGEREF _Toc242814362 \h </w:instrText>
+              <w:instrText xml:space="preserve"> PAGEREF _Toc242877078 \h </w:instrText>
             </w:r>
             <w:r>
               <w:rPr>
@@ -1657,7 +1625,7 @@
                 <w:noProof/>
                 <w:webHidden/>
               </w:rPr>
-              <w:t>15</w:t>
+              <w:t>18</w:t>
             </w:r>
             <w:r>
               <w:rPr>
@@ -1729,7 +1697,7 @@
           <w:szCs w:val="28"/>
         </w:rPr>
       </w:pPr>
-      <w:bookmarkStart w:id="0" w:name="_Toc242814352"/>
+      <w:bookmarkStart w:id="0" w:name="_Toc242877068"/>
       <w:r>
         <w:rPr>
           <w:sz w:val="28"/>
@@ -1772,7 +1740,7 @@
           <w:lang w:val="ru-RU"/>
         </w:rPr>
       </w:pPr>
-      <w:bookmarkStart w:id="1" w:name="_Toc242814353"/>
+      <w:bookmarkStart w:id="1" w:name="_Toc242877069"/>
       <w:r>
         <w:rPr>
           <w:rFonts w:ascii="Times New Roman" w:hAnsi="Times New Roman" w:cs="Times New Roman"/>
@@ -1850,7 +1818,7 @@
           <w:lang w:val="ru-RU"/>
         </w:rPr>
       </w:pPr>
-      <w:bookmarkStart w:id="2" w:name="_Toc242814354"/>
+      <w:bookmarkStart w:id="2" w:name="_Toc242877070"/>
       <w:r>
         <w:rPr>
           <w:rFonts w:ascii="Times New Roman" w:hAnsi="Times New Roman" w:cs="Times New Roman"/>
@@ -1926,7 +1894,7 @@
           <w:szCs w:val="28"/>
         </w:rPr>
       </w:pPr>
-      <w:bookmarkStart w:id="3" w:name="_Toc242814355"/>
+      <w:bookmarkStart w:id="3" w:name="_Toc242877071"/>
       <w:r>
         <w:rPr>
           <w:rFonts w:ascii="Times New Roman" w:hAnsi="Times New Roman" w:cs="Times New Roman"/>
@@ -1965,6 +1933,7 @@
         </w:rPr>
         <w:t xml:space="preserve"> </w:t>
       </w:r>
+      <w:proofErr w:type="spellStart"/>
       <w:r>
         <w:rPr>
           <w:rFonts w:ascii="Times New Roman" w:hAnsi="Times New Roman" w:cs="Times New Roman"/>
@@ -1989,6 +1958,7 @@
         </w:rPr>
         <w:t>fragment</w:t>
       </w:r>
+      <w:proofErr w:type="spellEnd"/>
       <w:r>
         <w:rPr>
           <w:rFonts w:ascii="Times New Roman" w:hAnsi="Times New Roman" w:cs="Times New Roman"/>
@@ -2014,13 +1984,23 @@
         </w:rPr>
         <w:t xml:space="preserve"> </w:t>
       </w:r>
-      <w:r>
-        <w:rPr>
-          <w:rFonts w:ascii="Times New Roman" w:hAnsi="Times New Roman" w:cs="Times New Roman"/>
-          <w:sz w:val="28"/>
-          <w:szCs w:val="28"/>
-        </w:rPr>
-        <w:t xml:space="preserve">btnLogin. </w:t>
+      <w:proofErr w:type="spellStart"/>
+      <w:r>
+        <w:rPr>
+          <w:rFonts w:ascii="Times New Roman" w:hAnsi="Times New Roman" w:cs="Times New Roman"/>
+          <w:sz w:val="28"/>
+          <w:szCs w:val="28"/>
+        </w:rPr>
+        <w:t>btnLogin</w:t>
+      </w:r>
+      <w:proofErr w:type="spellEnd"/>
+      <w:r>
+        <w:rPr>
+          <w:rFonts w:ascii="Times New Roman" w:hAnsi="Times New Roman" w:cs="Times New Roman"/>
+          <w:sz w:val="28"/>
+          <w:szCs w:val="28"/>
+        </w:rPr>
+        <w:t xml:space="preserve">. </w:t>
       </w:r>
       <w:r>
         <w:rPr>
@@ -2190,6 +2170,7 @@
         </w:rPr>
         <w:t xml:space="preserve"> </w:t>
       </w:r>
+      <w:proofErr w:type="spellStart"/>
       <w:r>
         <w:rPr>
           <w:rFonts w:ascii="Times New Roman" w:hAnsi="Times New Roman" w:cs="Times New Roman"/>
@@ -2198,6 +2179,7 @@
         </w:rPr>
         <w:t>btnAddTask</w:t>
       </w:r>
+      <w:proofErr w:type="spellEnd"/>
       <w:r>
         <w:rPr>
           <w:rFonts w:ascii="Times New Roman" w:hAnsi="Times New Roman" w:cs="Times New Roman"/>
@@ -2454,6 +2436,7 @@
         </w:rPr>
         <w:t xml:space="preserve"> </w:t>
       </w:r>
+      <w:proofErr w:type="spellStart"/>
       <w:r>
         <w:rPr>
           <w:rFonts w:ascii="Times New Roman" w:hAnsi="Times New Roman" w:cs="Times New Roman"/>
@@ -2462,6 +2445,7 @@
         </w:rPr>
         <w:t>btnBack</w:t>
       </w:r>
+      <w:proofErr w:type="spellEnd"/>
       <w:r>
         <w:rPr>
           <w:rFonts w:ascii="Times New Roman" w:hAnsi="Times New Roman" w:cs="Times New Roman"/>
@@ -2639,6 +2623,7 @@
         </w:rPr>
         <w:t xml:space="preserve">функция </w:t>
       </w:r>
+      <w:proofErr w:type="spellStart"/>
       <w:r>
         <w:rPr>
           <w:rFonts w:ascii="Times New Roman" w:hAnsi="Times New Roman" w:cs="Times New Roman"/>
@@ -2647,6 +2632,7 @@
         </w:rPr>
         <w:t>btnBack</w:t>
       </w:r>
+      <w:proofErr w:type="spellEnd"/>
       <w:r>
         <w:rPr>
           <w:rFonts w:ascii="Times New Roman" w:hAnsi="Times New Roman" w:cs="Times New Roman"/>
@@ -2749,7 +2735,7 @@
           <w:lang w:val="ru-RU"/>
         </w:rPr>
       </w:pPr>
-      <w:bookmarkStart w:id="4" w:name="_Toc242814356"/>
+      <w:bookmarkStart w:id="4" w:name="_Toc242877072"/>
       <w:r>
         <w:rPr>
           <w:rFonts w:ascii="Times New Roman" w:hAnsi="Times New Roman" w:cs="Times New Roman"/>
@@ -2758,61 +2744,65 @@
           <w:szCs w:val="28"/>
           <w:lang w:val="ru-RU"/>
         </w:rPr>
+        <w:t xml:space="preserve">1.4 </w:t>
+      </w:r>
+      <w:r>
+        <w:rPr>
+          <w:rFonts w:ascii="Times New Roman" w:hAnsi="Times New Roman" w:cs="Times New Roman"/>
+          <w:color w:val="auto"/>
+          <w:sz w:val="28"/>
+          <w:szCs w:val="28"/>
+          <w:lang w:val="ru-RU"/>
+        </w:rPr>
+        <w:t>Алгоритм</w:t>
+      </w:r>
+      <w:r>
+        <w:rPr>
+          <w:rFonts w:ascii="Times New Roman" w:hAnsi="Times New Roman" w:cs="Times New Roman"/>
+          <w:color w:val="auto"/>
+          <w:sz w:val="28"/>
+          <w:szCs w:val="28"/>
+          <w:lang w:val="ru-RU"/>
+        </w:rPr>
+        <w:t xml:space="preserve"> </w:t>
+      </w:r>
+      <w:r>
+        <w:rPr>
+          <w:rFonts w:ascii="Times New Roman" w:hAnsi="Times New Roman" w:cs="Times New Roman"/>
+          <w:color w:val="auto"/>
+          <w:sz w:val="28"/>
+          <w:szCs w:val="28"/>
+          <w:lang w:val="ru-RU"/>
+        </w:rPr>
+        <w:t>решения</w:t>
+      </w:r>
+      <w:bookmarkEnd w:id="4"/>
+    </w:p>
+    <w:p>
+      <w:pPr>
+        <w:rPr>
+          <w:lang w:val="ru-RU"/>
+        </w:rPr>
+      </w:pPr>
+    </w:p>
+    <w:p>
+      <w:pPr>
+        <w:rPr>
+          <w:rFonts w:ascii="Times New Roman" w:hAnsi="Times New Roman" w:cs="Times New Roman"/>
+          <w:sz w:val="28"/>
+          <w:szCs w:val="28"/>
+          <w:lang w:val="ru-RU"/>
+        </w:rPr>
+      </w:pPr>
+      <w:r>
+        <w:rPr>
+          <w:rFonts w:ascii="Times New Roman" w:hAnsi="Times New Roman" w:cs="Times New Roman"/>
+          <w:noProof/>
+          <w:sz w:val="28"/>
+          <w:szCs w:val="28"/>
+          <w:lang w:val="ru-RU"/>
+        </w:rPr>
         <w:lastRenderedPageBreak/>
-        <w:t xml:space="preserve">1.4 </w:t>
-      </w:r>
-      <w:r>
-        <w:rPr>
-          <w:rFonts w:ascii="Times New Roman" w:hAnsi="Times New Roman" w:cs="Times New Roman"/>
-          <w:color w:val="auto"/>
-          <w:sz w:val="28"/>
-          <w:szCs w:val="28"/>
-          <w:lang w:val="ru-RU"/>
-        </w:rPr>
-        <w:t>Алгоритм</w:t>
-      </w:r>
-      <w:r>
-        <w:rPr>
-          <w:rFonts w:ascii="Times New Roman" w:hAnsi="Times New Roman" w:cs="Times New Roman"/>
-          <w:color w:val="auto"/>
-          <w:sz w:val="28"/>
-          <w:szCs w:val="28"/>
-          <w:lang w:val="ru-RU"/>
-        </w:rPr>
-        <w:t xml:space="preserve"> </w:t>
-      </w:r>
-      <w:r>
-        <w:rPr>
-          <w:rFonts w:ascii="Times New Roman" w:hAnsi="Times New Roman" w:cs="Times New Roman"/>
-          <w:color w:val="auto"/>
-          <w:sz w:val="28"/>
-          <w:szCs w:val="28"/>
-          <w:lang w:val="ru-RU"/>
-        </w:rPr>
-        <w:t>решения</w:t>
-      </w:r>
-      <w:bookmarkEnd w:id="4"/>
-    </w:p>
-    <w:p>
-      <w:pPr>
-        <w:pStyle w:val="2"/>
-        <w:rPr>
-          <w:rFonts w:ascii="Times New Roman" w:hAnsi="Times New Roman" w:cs="Times New Roman"/>
-          <w:color w:val="auto"/>
-          <w:sz w:val="28"/>
-          <w:szCs w:val="28"/>
-          <w:lang w:val="ru-RU"/>
-        </w:rPr>
-      </w:pPr>
-      <w:bookmarkStart w:id="5" w:name="_Toc242814357"/>
-      <w:r>
-        <w:rPr>
-          <w:rFonts w:ascii="Times New Roman" w:eastAsia="Calibri" w:hAnsi="Times New Roman" w:cs="Times New Roman"/>
-          <w:color w:val="auto"/>
-          <w:sz w:val="28"/>
-          <w:szCs w:val="28"/>
-          <w:lang w:val="ru-RU"/>
-        </w:rPr>
         <w:drawing>
           <wp:inline distT="0" distB="0" distL="0" distR="0" wp14:anchorId="3947F7D8" wp14:editId="2F65995C">
             <wp:extent cx="5940425" cy="4785360"/>
@@ -2858,6 +2848,7 @@
       </w:pPr>
       <w:r>
         <w:rPr>
+          <w:noProof/>
           <w:lang w:val="ru-RU"/>
         </w:rPr>
         <w:drawing>
@@ -2905,6 +2896,7 @@
       </w:pPr>
       <w:r>
         <w:rPr>
+          <w:noProof/>
           <w:lang w:val="ru-RU"/>
         </w:rPr>
         <w:lastRenderedPageBreak/>
@@ -2953,6 +2945,7 @@
       </w:pPr>
       <w:r>
         <w:rPr>
+          <w:noProof/>
           <w:lang w:val="ru-RU"/>
         </w:rPr>
         <w:lastRenderedPageBreak/>
@@ -2995,6 +2988,9 @@
     </w:p>
     <w:p>
       <w:r>
+        <w:rPr>
+          <w:noProof/>
+        </w:rPr>
         <w:lastRenderedPageBreak/>
         <w:drawing>
           <wp:inline distT="0" distB="0" distL="0" distR="0" wp14:anchorId="214CDD23" wp14:editId="1CCC58CA">
@@ -3044,6 +3040,7 @@
           <w:lang w:val="ru-RU"/>
         </w:rPr>
       </w:pPr>
+      <w:bookmarkStart w:id="5" w:name="_Toc242877073"/>
       <w:r>
         <w:rPr>
           <w:rFonts w:ascii="Times New Roman" w:hAnsi="Times New Roman" w:cs="Times New Roman"/>
@@ -3124,7 +3121,7 @@
           <w:szCs w:val="28"/>
         </w:rPr>
       </w:pPr>
-      <w:bookmarkStart w:id="6" w:name="_Toc242814358"/>
+      <w:bookmarkStart w:id="6" w:name="_Toc242877074"/>
       <w:r>
         <w:rPr>
           <w:rFonts w:ascii="Times New Roman" w:hAnsi="Times New Roman" w:cs="Times New Roman"/>
@@ -3258,7 +3255,7 @@
           <w:szCs w:val="28"/>
         </w:rPr>
       </w:pPr>
-      <w:bookmarkStart w:id="7" w:name="_Toc242814359"/>
+      <w:bookmarkStart w:id="7" w:name="_Toc242877075"/>
       <w:r>
         <w:rPr>
           <w:rFonts w:ascii="Times New Roman" w:hAnsi="Times New Roman" w:cs="Times New Roman"/>
@@ -3354,7 +3351,7 @@
           <w:lang w:val="ru-RU"/>
         </w:rPr>
       </w:pPr>
-      <w:bookmarkStart w:id="8" w:name="_Toc242814360"/>
+      <w:bookmarkStart w:id="8" w:name="_Toc242877076"/>
       <w:r>
         <w:rPr>
           <w:rFonts w:ascii="Times New Roman" w:hAnsi="Times New Roman" w:cs="Times New Roman"/>
@@ -3672,7 +3669,7 @@
           <w:lang w:val="ru-RU"/>
         </w:rPr>
       </w:pPr>
-      <w:bookmarkStart w:id="9" w:name="_Toc242814361"/>
+      <w:bookmarkStart w:id="9" w:name="_Toc242877077"/>
       <w:r>
         <w:rPr>
           <w:rFonts w:ascii="Times New Roman" w:hAnsi="Times New Roman" w:cs="Times New Roman"/>
@@ -3866,7 +3863,7 @@
           <w:lang w:val="ru-RU"/>
         </w:rPr>
       </w:pPr>
-      <w:bookmarkStart w:id="10" w:name="_Toc242814362"/>
+      <w:bookmarkStart w:id="10" w:name="_Toc242877078"/>
       <w:r>
         <w:rPr>
           <w:rFonts w:ascii="Times New Roman" w:hAnsi="Times New Roman" w:cs="Times New Roman"/>
